--- a/exercises/Bài tập tổng hợp 33-37 - Câu hỏi, mệnh lệnh và thời gian/Đề 3.docx
+++ b/exercises/Bài tập tổng hợp 33-37 - Câu hỏi, mệnh lệnh và thời gian/Đề 3.docx
@@ -3,604 +3,2788 @@
 <w:document xmlns:w="http://schemas.openxmlformats.org/wordprocessingml/2006/main">
   <w:body>
     <w:p>
-      <w:r>
-        <w:rPr>
+      <w:pPr>
+        <w:spacing w:before="0" w:after="280"/>
+        <w:keepNext/>
+        <w:jc w:val="center"/>
+      </w:pPr>
+      <w:r>
+        <w:rPr>
+          <w:color w:val="000000"/>
           <w:b/>
         </w:rPr>
-        <w:t xml:space="preserve">ĐỀ TỔNG HỢP 33–37 – ĐỀ 3</w:t>
-      </w:r>
-    </w:p>
-    <w:p>
-      <w:r>
-        <w:t xml:space="preserve">WH- QUESTIONS – YES/NO QUESTIONS – IMPERATIVES – QUESTION TAGS – TIME EXPRESSIONS</w:t>
-      </w:r>
-    </w:p>
-    <w:p>
-      <w:r>
-        <w:t xml:space="preserve">Họ và tên: __________________________                         Điểm: ________/100</w:t>
-      </w:r>
-    </w:p>
-    <w:p>
-      <w:r>
-        <w:rPr>
+        <w:t>ĐỀ TỔNG HỢP 33–37 – ĐỀ 3</w:t>
+      </w:r>
+    </w:p>
+    <w:p>
+      <w:pPr>
+        <w:spacing w:before="0" w:after="180"/>
+        <w:jc w:val="center"/>
+      </w:pPr>
+      <w:r>
+        <w:rPr>
+          <w:color w:val="000000"/>
           <w:b/>
         </w:rPr>
-        <w:t xml:space="preserve">PHẦN 1. CHỌN TỪ HỎI ĐÚNG (10 điểm)</w:t>
-      </w:r>
-    </w:p>
-    <w:p>
-      <w:r>
-        <w:t xml:space="preserve">1. ___ students are absent? A How much B How many C Whose</w:t>
-      </w:r>
-    </w:p>
-    <w:p>
-      <w:r>
-        <w:t xml:space="preserve">2. ___ are you feeling today? A How B Where C Who</w:t>
-      </w:r>
-    </w:p>
-    <w:p>
-      <w:r>
-        <w:t xml:space="preserve">3. ___ did the trip cost? A How often B How much C How long</w:t>
-      </w:r>
-    </w:p>
-    <w:p>
-      <w:r>
-        <w:t xml:space="preserve">4. ___ do you exercise? A How often B Whose C Which</w:t>
-      </w:r>
-    </w:p>
-    <w:p>
-      <w:r>
-        <w:t xml:space="preserve">5. ___ did you stay there? A How long B How many C Who</w:t>
-      </w:r>
-    </w:p>
-    <w:p>
-      <w:r>
-        <w:t xml:space="preserve">6. ___ do you live? A Where B When C Who</w:t>
-      </w:r>
-    </w:p>
-    <w:p>
-      <w:r>
-        <w:t xml:space="preserve">7. ___ is your birthday? A What B When C How</w:t>
-      </w:r>
-    </w:p>
-    <w:p>
-      <w:r>
-        <w:t xml:space="preserve">8. ___ did Lan call? A Who B Why C Where</w:t>
-      </w:r>
-    </w:p>
-    <w:p>
-      <w:r>
-        <w:t xml:space="preserve">9. ___ are you late? A Which B Why C Whose</w:t>
-      </w:r>
-    </w:p>
-    <w:p>
-      <w:r>
-        <w:t xml:space="preserve">10. ___ book is yours? A Who B Whose C How</w:t>
-      </w:r>
-    </w:p>
-    <w:p>
-      <w:r>
-        <w:rPr>
+        <w:t>WH- QUESTIONS – YES/NO QUESTIONS – IMPERATIVES – QUESTION TAGS – TIME EXPRESSIONS</w:t>
+      </w:r>
+    </w:p>
+    <w:p>
+      <w:pPr>
+        <w:spacing w:before="0" w:after="100"/>
+      </w:pPr>
+      <w:r>
+        <w:rPr>
+          <w:color w:val="000000"/>
+        </w:rPr>
+        <w:t>Họ và tên: __________________________                         Điểm: ________/100</w:t>
+      </w:r>
+    </w:p>
+    <w:p>
+      <w:pPr>
+        <w:spacing w:before="0" w:after="100"/>
+      </w:pPr>
+      <w:r>
+        <w:rPr>
+          <w:color w:val="000000"/>
+        </w:rPr>
+        <w:t>Phạm vi kiến thức: Bài 33–37 — Wh-questions; Yes/No questions; imperatives; question tags; time expressions.</w:t>
+      </w:r>
+    </w:p>
+    <w:p>
+      <w:pPr>
+        <w:spacing w:before="0" w:after="100"/>
+      </w:pPr>
+      <w:r>
+        <w:rPr>
+          <w:color w:val="000000"/>
+        </w:rPr>
+        <w:t>Thời gian làm bài dự kiến: 90 phút.</w:t>
+      </w:r>
+    </w:p>
+    <w:p>
+      <w:pPr>
+        <w:spacing w:before="0" w:after="100"/>
+      </w:pPr>
+      <w:r>
+        <w:rPr>
+          <w:color w:val="000000"/>
+        </w:rPr>
+        <w:t>Tổng điểm: 100 điểm.</w:t>
+      </w:r>
+    </w:p>
+    <w:p>
+      <w:pPr>
+        <w:spacing w:before="0" w:after="120"/>
+      </w:pPr>
+      <w:r>
+        <w:rPr>
+          <w:color w:val="000000"/>
+        </w:rPr>
+        <w:t>Hướng dẫn chung: Làm lần lượt từng phần và kiểm tra lại trật tự từ, trợ động từ, câu mệnh lệnh, câu hỏi đuôi và giới từ thời gian trước khi nộp bài.</w:t>
+      </w:r>
+    </w:p>
+    <w:p>
+      <w:pPr>
+        <w:spacing w:before="240" w:after="60"/>
+        <w:keepNext/>
+      </w:pPr>
+      <w:r>
+        <w:rPr>
+          <w:color w:val="000000"/>
           <w:b/>
         </w:rPr>
-        <w:t xml:space="preserve">PHẦN 2. CHUYỂN THÀNH CÂU HỎI YES/NO (10 điểm)</w:t>
-      </w:r>
-    </w:p>
-    <w:p>
-      <w:r>
-        <w:t xml:space="preserve">1. The shop opens at eight.</w:t>
-      </w:r>
-    </w:p>
-    <w:p>
-      <w:r>
-        <w:t xml:space="preserve">2. We should leave now.</w:t>
-      </w:r>
-    </w:p>
-    <w:p>
-      <w:r>
-        <w:t xml:space="preserve">3. She was tired last night.</w:t>
-      </w:r>
-    </w:p>
-    <w:p>
-      <w:r>
-        <w:t xml:space="preserve">4. They were playing football.</w:t>
-      </w:r>
-    </w:p>
-    <w:p>
-      <w:r>
-        <w:t xml:space="preserve">5. She likes music.</w:t>
-      </w:r>
-    </w:p>
-    <w:p>
-      <w:r>
-        <w:t xml:space="preserve">6. They are at home.</w:t>
-      </w:r>
-    </w:p>
-    <w:p>
-      <w:r>
-        <w:t xml:space="preserve">7. Nam went to school yesterday.</w:t>
-      </w:r>
-    </w:p>
-    <w:p>
-      <w:r>
-        <w:t xml:space="preserve">8. You can swim.</w:t>
-      </w:r>
-    </w:p>
-    <w:p>
-      <w:r>
-        <w:t xml:space="preserve">9. Mai is studying now.</w:t>
-      </w:r>
-    </w:p>
-    <w:p>
-      <w:r>
-        <w:t xml:space="preserve">10. They have finished the work.</w:t>
-      </w:r>
-    </w:p>
-    <w:p>
-      <w:r>
-        <w:rPr>
+        <w:t>PHẦN 1. CHỌN TỪ HỎI ĐÚNG (10 điểm)</w:t>
+      </w:r>
+    </w:p>
+    <w:p>
+      <w:pPr>
+        <w:spacing w:before="0" w:after="60"/>
+        <w:keepNext/>
+      </w:pPr>
+      <w:r>
+        <w:rPr>
+          <w:color w:val="000000"/>
+          <w:i/>
+        </w:rPr>
+        <w:t>Hướng dẫn: Đọc từng câu và chọn từ hỏi phù hợp nhất.</w:t>
+      </w:r>
+    </w:p>
+    <w:p>
+      <w:pPr>
+        <w:spacing w:before="120" w:after="60"/>
+        <w:keepNext/>
+      </w:pPr>
+      <w:r>
+        <w:rPr>
+          <w:color w:val="000000"/>
+        </w:rPr>
+        <w:t>1. ___ students are absent?</w:t>
+      </w:r>
+    </w:p>
+    <w:p>
+      <w:pPr>
+        <w:spacing w:before="0" w:after="40"/>
+        <w:keepNext/>
+      </w:pPr>
+      <w:r>
+        <w:rPr>
+          <w:color w:val="000000"/>
+        </w:rPr>
+        <w:t>A. How much</w:t>
+      </w:r>
+    </w:p>
+    <w:p>
+      <w:pPr>
+        <w:spacing w:before="0" w:after="40"/>
+        <w:keepNext/>
+      </w:pPr>
+      <w:r>
+        <w:rPr>
+          <w:color w:val="000000"/>
+        </w:rPr>
+        <w:t>B. How many</w:t>
+      </w:r>
+    </w:p>
+    <w:p>
+      <w:pPr>
+        <w:spacing w:before="0" w:after="200"/>
+      </w:pPr>
+      <w:r>
+        <w:rPr>
+          <w:color w:val="000000"/>
+        </w:rPr>
+        <w:t>C. Whose</w:t>
+      </w:r>
+    </w:p>
+    <w:p>
+      <w:pPr>
+        <w:spacing w:before="120" w:after="60"/>
+        <w:keepNext/>
+      </w:pPr>
+      <w:r>
+        <w:rPr>
+          <w:color w:val="000000"/>
+        </w:rPr>
+        <w:t>2. ___ are you feeling today?</w:t>
+      </w:r>
+    </w:p>
+    <w:p>
+      <w:pPr>
+        <w:spacing w:before="0" w:after="40"/>
+        <w:keepNext/>
+      </w:pPr>
+      <w:r>
+        <w:rPr>
+          <w:color w:val="000000"/>
+        </w:rPr>
+        <w:t>A. How</w:t>
+      </w:r>
+    </w:p>
+    <w:p>
+      <w:pPr>
+        <w:spacing w:before="0" w:after="40"/>
+        <w:keepNext/>
+      </w:pPr>
+      <w:r>
+        <w:rPr>
+          <w:color w:val="000000"/>
+        </w:rPr>
+        <w:t>B. Where</w:t>
+      </w:r>
+    </w:p>
+    <w:p>
+      <w:pPr>
+        <w:spacing w:before="0" w:after="200"/>
+      </w:pPr>
+      <w:r>
+        <w:rPr>
+          <w:color w:val="000000"/>
+        </w:rPr>
+        <w:t>C. Who</w:t>
+      </w:r>
+    </w:p>
+    <w:p>
+      <w:pPr>
+        <w:spacing w:before="120" w:after="60"/>
+        <w:keepNext/>
+      </w:pPr>
+      <w:r>
+        <w:rPr>
+          <w:color w:val="000000"/>
+        </w:rPr>
+        <w:t>3. ___ did the trip cost?</w:t>
+      </w:r>
+    </w:p>
+    <w:p>
+      <w:pPr>
+        <w:spacing w:before="0" w:after="40"/>
+        <w:keepNext/>
+      </w:pPr>
+      <w:r>
+        <w:rPr>
+          <w:color w:val="000000"/>
+        </w:rPr>
+        <w:t>A. How often</w:t>
+      </w:r>
+    </w:p>
+    <w:p>
+      <w:pPr>
+        <w:spacing w:before="0" w:after="40"/>
+        <w:keepNext/>
+      </w:pPr>
+      <w:r>
+        <w:rPr>
+          <w:color w:val="000000"/>
+        </w:rPr>
+        <w:t>B. How much</w:t>
+      </w:r>
+    </w:p>
+    <w:p>
+      <w:pPr>
+        <w:spacing w:before="0" w:after="200"/>
+      </w:pPr>
+      <w:r>
+        <w:rPr>
+          <w:color w:val="000000"/>
+        </w:rPr>
+        <w:t>C. How long</w:t>
+      </w:r>
+    </w:p>
+    <w:p>
+      <w:pPr>
+        <w:spacing w:before="120" w:after="60"/>
+        <w:keepNext/>
+      </w:pPr>
+      <w:r>
+        <w:rPr>
+          <w:color w:val="000000"/>
+        </w:rPr>
+        <w:t>4. ___ do you exercise?</w:t>
+      </w:r>
+    </w:p>
+    <w:p>
+      <w:pPr>
+        <w:spacing w:before="0" w:after="40"/>
+        <w:keepNext/>
+      </w:pPr>
+      <w:r>
+        <w:rPr>
+          <w:color w:val="000000"/>
+        </w:rPr>
+        <w:t>A. How often</w:t>
+      </w:r>
+    </w:p>
+    <w:p>
+      <w:pPr>
+        <w:spacing w:before="0" w:after="40"/>
+        <w:keepNext/>
+      </w:pPr>
+      <w:r>
+        <w:rPr>
+          <w:color w:val="000000"/>
+        </w:rPr>
+        <w:t>B. Whose</w:t>
+      </w:r>
+    </w:p>
+    <w:p>
+      <w:pPr>
+        <w:spacing w:before="0" w:after="200"/>
+      </w:pPr>
+      <w:r>
+        <w:rPr>
+          <w:color w:val="000000"/>
+        </w:rPr>
+        <w:t>C. Which</w:t>
+      </w:r>
+    </w:p>
+    <w:p>
+      <w:pPr>
+        <w:spacing w:before="120" w:after="60"/>
+        <w:keepNext/>
+      </w:pPr>
+      <w:r>
+        <w:rPr>
+          <w:color w:val="000000"/>
+        </w:rPr>
+        <w:t>5. ___ did you stay there?</w:t>
+      </w:r>
+    </w:p>
+    <w:p>
+      <w:pPr>
+        <w:spacing w:before="0" w:after="40"/>
+        <w:keepNext/>
+      </w:pPr>
+      <w:r>
+        <w:rPr>
+          <w:color w:val="000000"/>
+        </w:rPr>
+        <w:t>A. How long</w:t>
+      </w:r>
+    </w:p>
+    <w:p>
+      <w:pPr>
+        <w:spacing w:before="0" w:after="40"/>
+        <w:keepNext/>
+      </w:pPr>
+      <w:r>
+        <w:rPr>
+          <w:color w:val="000000"/>
+        </w:rPr>
+        <w:t>B. How many</w:t>
+      </w:r>
+    </w:p>
+    <w:p>
+      <w:pPr>
+        <w:spacing w:before="0" w:after="200"/>
+      </w:pPr>
+      <w:r>
+        <w:rPr>
+          <w:color w:val="000000"/>
+        </w:rPr>
+        <w:t>C. Who</w:t>
+      </w:r>
+    </w:p>
+    <w:p>
+      <w:pPr>
+        <w:spacing w:before="120" w:after="60"/>
+        <w:keepNext/>
+      </w:pPr>
+      <w:r>
+        <w:rPr>
+          <w:color w:val="000000"/>
+        </w:rPr>
+        <w:t>6. ___ do you live?</w:t>
+      </w:r>
+    </w:p>
+    <w:p>
+      <w:pPr>
+        <w:spacing w:before="0" w:after="40"/>
+        <w:keepNext/>
+      </w:pPr>
+      <w:r>
+        <w:rPr>
+          <w:color w:val="000000"/>
+        </w:rPr>
+        <w:t>A. Where</w:t>
+      </w:r>
+    </w:p>
+    <w:p>
+      <w:pPr>
+        <w:spacing w:before="0" w:after="40"/>
+        <w:keepNext/>
+      </w:pPr>
+      <w:r>
+        <w:rPr>
+          <w:color w:val="000000"/>
+        </w:rPr>
+        <w:t>B. When</w:t>
+      </w:r>
+    </w:p>
+    <w:p>
+      <w:pPr>
+        <w:spacing w:before="0" w:after="200"/>
+      </w:pPr>
+      <w:r>
+        <w:rPr>
+          <w:color w:val="000000"/>
+        </w:rPr>
+        <w:t>C. Who</w:t>
+      </w:r>
+    </w:p>
+    <w:p>
+      <w:pPr>
+        <w:spacing w:before="120" w:after="60"/>
+        <w:keepNext/>
+      </w:pPr>
+      <w:r>
+        <w:rPr>
+          <w:color w:val="000000"/>
+        </w:rPr>
+        <w:t>7. ___ is your birthday?</w:t>
+      </w:r>
+    </w:p>
+    <w:p>
+      <w:pPr>
+        <w:spacing w:before="0" w:after="40"/>
+        <w:keepNext/>
+      </w:pPr>
+      <w:r>
+        <w:rPr>
+          <w:color w:val="000000"/>
+        </w:rPr>
+        <w:t>A. What</w:t>
+      </w:r>
+    </w:p>
+    <w:p>
+      <w:pPr>
+        <w:spacing w:before="0" w:after="40"/>
+        <w:keepNext/>
+      </w:pPr>
+      <w:r>
+        <w:rPr>
+          <w:color w:val="000000"/>
+        </w:rPr>
+        <w:t>B. When</w:t>
+      </w:r>
+    </w:p>
+    <w:p>
+      <w:pPr>
+        <w:spacing w:before="0" w:after="200"/>
+      </w:pPr>
+      <w:r>
+        <w:rPr>
+          <w:color w:val="000000"/>
+        </w:rPr>
+        <w:t>C. How</w:t>
+      </w:r>
+    </w:p>
+    <w:p>
+      <w:pPr>
+        <w:spacing w:before="120" w:after="60"/>
+        <w:keepNext/>
+      </w:pPr>
+      <w:r>
+        <w:rPr>
+          <w:color w:val="000000"/>
+        </w:rPr>
+        <w:t>8. ___ did Lan call?</w:t>
+      </w:r>
+    </w:p>
+    <w:p>
+      <w:pPr>
+        <w:spacing w:before="0" w:after="40"/>
+        <w:keepNext/>
+      </w:pPr>
+      <w:r>
+        <w:rPr>
+          <w:color w:val="000000"/>
+        </w:rPr>
+        <w:t>A. Who</w:t>
+      </w:r>
+    </w:p>
+    <w:p>
+      <w:pPr>
+        <w:spacing w:before="0" w:after="40"/>
+        <w:keepNext/>
+      </w:pPr>
+      <w:r>
+        <w:rPr>
+          <w:color w:val="000000"/>
+        </w:rPr>
+        <w:t>B. Why</w:t>
+      </w:r>
+    </w:p>
+    <w:p>
+      <w:pPr>
+        <w:spacing w:before="0" w:after="200"/>
+      </w:pPr>
+      <w:r>
+        <w:rPr>
+          <w:color w:val="000000"/>
+        </w:rPr>
+        <w:t>C. Where</w:t>
+      </w:r>
+    </w:p>
+    <w:p>
+      <w:pPr>
+        <w:spacing w:before="120" w:after="60"/>
+        <w:keepNext/>
+      </w:pPr>
+      <w:r>
+        <w:rPr>
+          <w:color w:val="000000"/>
+        </w:rPr>
+        <w:t>9. ___ are you late?</w:t>
+      </w:r>
+    </w:p>
+    <w:p>
+      <w:pPr>
+        <w:spacing w:before="0" w:after="40"/>
+        <w:keepNext/>
+      </w:pPr>
+      <w:r>
+        <w:rPr>
+          <w:color w:val="000000"/>
+        </w:rPr>
+        <w:t>A. Which</w:t>
+      </w:r>
+    </w:p>
+    <w:p>
+      <w:pPr>
+        <w:spacing w:before="0" w:after="40"/>
+        <w:keepNext/>
+      </w:pPr>
+      <w:r>
+        <w:rPr>
+          <w:color w:val="000000"/>
+        </w:rPr>
+        <w:t>B. Why</w:t>
+      </w:r>
+    </w:p>
+    <w:p>
+      <w:pPr>
+        <w:spacing w:before="0" w:after="200"/>
+      </w:pPr>
+      <w:r>
+        <w:rPr>
+          <w:color w:val="000000"/>
+        </w:rPr>
+        <w:t>C. Whose</w:t>
+      </w:r>
+    </w:p>
+    <w:p>
+      <w:pPr>
+        <w:spacing w:before="120" w:after="60"/>
+        <w:keepNext/>
+      </w:pPr>
+      <w:r>
+        <w:rPr>
+          <w:color w:val="000000"/>
+        </w:rPr>
+        <w:t>10. ___ book is yours?</w:t>
+      </w:r>
+    </w:p>
+    <w:p>
+      <w:pPr>
+        <w:spacing w:before="0" w:after="40"/>
+        <w:keepNext/>
+      </w:pPr>
+      <w:r>
+        <w:rPr>
+          <w:color w:val="000000"/>
+        </w:rPr>
+        <w:t>A. Who</w:t>
+      </w:r>
+    </w:p>
+    <w:p>
+      <w:pPr>
+        <w:spacing w:before="0" w:after="40"/>
+        <w:keepNext/>
+      </w:pPr>
+      <w:r>
+        <w:rPr>
+          <w:color w:val="000000"/>
+        </w:rPr>
+        <w:t>B. Whose</w:t>
+      </w:r>
+    </w:p>
+    <w:p>
+      <w:pPr>
+        <w:spacing w:before="0" w:after="200"/>
+      </w:pPr>
+      <w:r>
+        <w:rPr>
+          <w:color w:val="000000"/>
+        </w:rPr>
+        <w:t>C. How</w:t>
+      </w:r>
+    </w:p>
+    <w:p>
+      <w:pPr>
+        <w:spacing w:before="240" w:after="60"/>
+        <w:keepNext/>
+      </w:pPr>
+      <w:r>
+        <w:rPr>
+          <w:color w:val="000000"/>
           <w:b/>
         </w:rPr>
-        <w:t xml:space="preserve">PHẦN 3. VIẾT CÂU MỆNH LỆNH (10 điểm)</w:t>
-      </w:r>
-    </w:p>
-    <w:p>
-      <w:r>
-        <w:t xml:space="preserve">1. wash / hands / before dinner</w:t>
-      </w:r>
-    </w:p>
-    <w:p>
-      <w:r>
-        <w:t xml:space="preserve">2. please / wait / here</w:t>
-      </w:r>
-    </w:p>
-    <w:p>
-      <w:r>
-        <w:t xml:space="preserve">3. not / feed / animals</w:t>
-      </w:r>
-    </w:p>
-    <w:p>
-      <w:r>
-        <w:t xml:space="preserve">4. write / name / top of page</w:t>
-      </w:r>
-    </w:p>
-    <w:p>
-      <w:r>
-        <w:t xml:space="preserve">5. you / open / window / please</w:t>
-      </w:r>
-    </w:p>
-    <w:p>
-      <w:r>
-        <w:t xml:space="preserve">6. not / touch / that button</w:t>
-      </w:r>
-    </w:p>
-    <w:p>
-      <w:r>
-        <w:t xml:space="preserve">7. turn / left / traffic lights</w:t>
-      </w:r>
-    </w:p>
-    <w:p>
-      <w:r>
-        <w:t xml:space="preserve">8. please / be / quiet</w:t>
-      </w:r>
-    </w:p>
-    <w:p>
-      <w:r>
-        <w:t xml:space="preserve">9. not / forget / homework</w:t>
-      </w:r>
-    </w:p>
-    <w:p>
-      <w:r>
-        <w:t xml:space="preserve">10. take / umbrella</w:t>
-      </w:r>
-    </w:p>
-    <w:p>
-      <w:r>
-        <w:rPr>
+        <w:t>PHẦN 2. CHUYỂN THÀNH CÂU HỎI YES/NO (10 điểm)</w:t>
+      </w:r>
+    </w:p>
+    <w:p>
+      <w:pPr>
+        <w:spacing w:before="0" w:after="60"/>
+        <w:keepNext/>
+      </w:pPr>
+      <w:r>
+        <w:rPr>
+          <w:color w:val="000000"/>
+          <w:i/>
+        </w:rPr>
+        <w:t>Hướng dẫn: Chuyển mỗi câu thành một câu hỏi Yes/No đúng thì và đúng trợ động từ.</w:t>
+      </w:r>
+    </w:p>
+    <w:p>
+      <w:pPr>
+        <w:spacing w:before="40" w:after="60"/>
+      </w:pPr>
+      <w:r>
+        <w:rPr>
+          <w:color w:val="000000"/>
+        </w:rPr>
+        <w:t>1. The shop opens at eight.</w:t>
+      </w:r>
+    </w:p>
+    <w:p>
+      <w:pPr>
+        <w:spacing w:before="120" w:after="160"/>
+      </w:pPr>
+      <w:r>
+        <w:rPr>
+          <w:color w:val="000000"/>
+        </w:rPr>
+        <w:t>2. We should leave now.</w:t>
+      </w:r>
+    </w:p>
+    <w:p>
+      <w:pPr>
+        <w:spacing w:before="120" w:after="160"/>
+      </w:pPr>
+      <w:r>
+        <w:rPr>
+          <w:color w:val="000000"/>
+        </w:rPr>
+        <w:t>3. She was tired last night.</w:t>
+      </w:r>
+    </w:p>
+    <w:p>
+      <w:pPr>
+        <w:spacing w:before="120" w:after="160"/>
+      </w:pPr>
+      <w:r>
+        <w:rPr>
+          <w:color w:val="000000"/>
+        </w:rPr>
+        <w:t>4. They were playing football.</w:t>
+      </w:r>
+    </w:p>
+    <w:p>
+      <w:pPr>
+        <w:spacing w:before="120" w:after="160"/>
+      </w:pPr>
+      <w:r>
+        <w:rPr>
+          <w:color w:val="000000"/>
+        </w:rPr>
+        <w:t>5. She likes music.</w:t>
+      </w:r>
+    </w:p>
+    <w:p>
+      <w:pPr>
+        <w:spacing w:before="120" w:after="160"/>
+      </w:pPr>
+      <w:r>
+        <w:rPr>
+          <w:color w:val="000000"/>
+        </w:rPr>
+        <w:t>6. They are at home.</w:t>
+      </w:r>
+    </w:p>
+    <w:p>
+      <w:pPr>
+        <w:spacing w:before="120" w:after="160"/>
+      </w:pPr>
+      <w:r>
+        <w:rPr>
+          <w:color w:val="000000"/>
+        </w:rPr>
+        <w:t>7. Nam went to school yesterday.</w:t>
+      </w:r>
+    </w:p>
+    <w:p>
+      <w:pPr>
+        <w:spacing w:before="120" w:after="160"/>
+      </w:pPr>
+      <w:r>
+        <w:rPr>
+          <w:color w:val="000000"/>
+        </w:rPr>
+        <w:t>8. You can swim.</w:t>
+      </w:r>
+    </w:p>
+    <w:p>
+      <w:pPr>
+        <w:spacing w:before="120" w:after="160"/>
+      </w:pPr>
+      <w:r>
+        <w:rPr>
+          <w:color w:val="000000"/>
+        </w:rPr>
+        <w:t>9. Mai is studying now.</w:t>
+      </w:r>
+    </w:p>
+    <w:p>
+      <w:pPr>
+        <w:spacing w:before="120" w:after="160"/>
+      </w:pPr>
+      <w:r>
+        <w:rPr>
+          <w:color w:val="000000"/>
+        </w:rPr>
+        <w:t>10. They have finished the work.</w:t>
+      </w:r>
+    </w:p>
+    <w:p>
+      <w:pPr>
+        <w:spacing w:before="240" w:after="60"/>
+        <w:keepNext/>
+      </w:pPr>
+      <w:r>
+        <w:rPr>
+          <w:color w:val="000000"/>
           <w:b/>
         </w:rPr>
-        <w:t xml:space="preserve">PHẦN 4. HOÀN THÀNH CÂU HỎI ĐUÔI (10 điểm)</w:t>
-      </w:r>
-    </w:p>
-    <w:p>
-      <w:r>
-        <w:t xml:space="preserve">1. You did not call me, ___?</w:t>
-      </w:r>
-    </w:p>
-    <w:p>
-      <w:r>
-        <w:t xml:space="preserve">2. Let us start now, ___?</w:t>
-      </w:r>
-    </w:p>
-    <w:p>
-      <w:r>
-        <w:t xml:space="preserve">3. Open the door, ___?</w:t>
-      </w:r>
-    </w:p>
-    <w:p>
-      <w:r>
-        <w:t xml:space="preserve">4. I am late, ___?</w:t>
-      </w:r>
-    </w:p>
-    <w:p>
-      <w:r>
-        <w:t xml:space="preserve">5. There is a problem, ___?</w:t>
-      </w:r>
-    </w:p>
-    <w:p>
-      <w:r>
-        <w:t xml:space="preserve">6. You are tired, ___?</w:t>
-      </w:r>
-    </w:p>
-    <w:p>
-      <w:r>
-        <w:t xml:space="preserve">7. She does not drive, ___?</w:t>
-      </w:r>
-    </w:p>
-    <w:p>
-      <w:r>
-        <w:t xml:space="preserve">8. They visited Hue, ___?</w:t>
-      </w:r>
-    </w:p>
-    <w:p>
-      <w:r>
-        <w:t xml:space="preserve">9. Nam can cook, ___?</w:t>
-      </w:r>
-    </w:p>
-    <w:p>
-      <w:r>
-        <w:t xml:space="preserve">10. We should go, ___?</w:t>
-      </w:r>
-    </w:p>
-    <w:p>
-      <w:r>
-        <w:rPr>
+        <w:t>PHẦN 3. VIẾT CÂU MỆNH LỆNH (10 điểm)</w:t>
+      </w:r>
+    </w:p>
+    <w:p>
+      <w:pPr>
+        <w:spacing w:before="0" w:after="60"/>
+        <w:keepNext/>
+      </w:pPr>
+      <w:r>
+        <w:rPr>
+          <w:color w:val="000000"/>
+          <w:i/>
+        </w:rPr>
+        <w:t>Hướng dẫn: Sắp xếp các từ thành câu mệnh lệnh hoàn chỉnh; thêm từ cần thiết nếu phù hợp.</w:t>
+      </w:r>
+    </w:p>
+    <w:p>
+      <w:pPr>
+        <w:spacing w:before="40" w:after="60"/>
+      </w:pPr>
+      <w:r>
+        <w:rPr>
+          <w:color w:val="000000"/>
+        </w:rPr>
+        <w:t>1. wash / hands / before dinner</w:t>
+      </w:r>
+    </w:p>
+    <w:p>
+      <w:pPr>
+        <w:spacing w:before="120" w:after="160"/>
+      </w:pPr>
+      <w:r>
+        <w:rPr>
+          <w:color w:val="000000"/>
+        </w:rPr>
+        <w:t>2. please / wait / here</w:t>
+      </w:r>
+    </w:p>
+    <w:p>
+      <w:pPr>
+        <w:spacing w:before="120" w:after="160"/>
+      </w:pPr>
+      <w:r>
+        <w:rPr>
+          <w:color w:val="000000"/>
+        </w:rPr>
+        <w:t>3. not / feed / animals</w:t>
+      </w:r>
+    </w:p>
+    <w:p>
+      <w:pPr>
+        <w:spacing w:before="120" w:after="160"/>
+      </w:pPr>
+      <w:r>
+        <w:rPr>
+          <w:color w:val="000000"/>
+        </w:rPr>
+        <w:t>4. write / name / top of page</w:t>
+      </w:r>
+    </w:p>
+    <w:p>
+      <w:pPr>
+        <w:spacing w:before="120" w:after="160"/>
+      </w:pPr>
+      <w:r>
+        <w:rPr>
+          <w:color w:val="000000"/>
+        </w:rPr>
+        <w:t>5. you / open / window / please</w:t>
+      </w:r>
+    </w:p>
+    <w:p>
+      <w:pPr>
+        <w:spacing w:before="120" w:after="160"/>
+      </w:pPr>
+      <w:r>
+        <w:rPr>
+          <w:color w:val="000000"/>
+        </w:rPr>
+        <w:t>6. not / touch / that button</w:t>
+      </w:r>
+    </w:p>
+    <w:p>
+      <w:pPr>
+        <w:spacing w:before="120" w:after="160"/>
+      </w:pPr>
+      <w:r>
+        <w:rPr>
+          <w:color w:val="000000"/>
+        </w:rPr>
+        <w:t>7. turn / left / traffic lights</w:t>
+      </w:r>
+    </w:p>
+    <w:p>
+      <w:pPr>
+        <w:spacing w:before="120" w:after="160"/>
+      </w:pPr>
+      <w:r>
+        <w:rPr>
+          <w:color w:val="000000"/>
+        </w:rPr>
+        <w:t>8. please / be / quiet</w:t>
+      </w:r>
+    </w:p>
+    <w:p>
+      <w:pPr>
+        <w:spacing w:before="120" w:after="160"/>
+      </w:pPr>
+      <w:r>
+        <w:rPr>
+          <w:color w:val="000000"/>
+        </w:rPr>
+        <w:t>9. not / forget / homework</w:t>
+      </w:r>
+    </w:p>
+    <w:p>
+      <w:pPr>
+        <w:spacing w:before="120" w:after="160"/>
+      </w:pPr>
+      <w:r>
+        <w:rPr>
+          <w:color w:val="000000"/>
+        </w:rPr>
+        <w:t>10. take / umbrella</w:t>
+      </w:r>
+    </w:p>
+    <w:p>
+      <w:pPr>
+        <w:spacing w:before="240" w:after="60"/>
+        <w:keepNext/>
+      </w:pPr>
+      <w:r>
+        <w:rPr>
+          <w:color w:val="000000"/>
           <w:b/>
         </w:rPr>
-        <w:t xml:space="preserve">PHẦN 5. ĐIỀN CỤM TỪ CHỈ THỜI GIAN (10 điểm)</w:t>
-      </w:r>
-    </w:p>
-    <w:p>
-      <w:r>
-        <w:t xml:space="preserve">1. I often read ___ the evening.</w:t>
-      </w:r>
-    </w:p>
-    <w:p>
-      <w:r>
-        <w:t xml:space="preserve">2. She called me ___ night.</w:t>
-      </w:r>
-    </w:p>
-    <w:p>
-      <w:r>
-        <w:t xml:space="preserve">3. We waited ___ lunchtime.</w:t>
-      </w:r>
-    </w:p>
-    <w:p>
-      <w:r>
-        <w:t xml:space="preserve">4. He exercises ___ day.</w:t>
-      </w:r>
-    </w:p>
-    <w:p>
-      <w:r>
-        <w:t xml:space="preserve">5. The train leaves ___ ten minutes.</w:t>
-      </w:r>
-    </w:p>
-    <w:p>
-      <w:r>
-        <w:t xml:space="preserve">6. I get up ___ six o'clock.</w:t>
-      </w:r>
-    </w:p>
-    <w:p>
-      <w:r>
-        <w:t xml:space="preserve">7. We visit our grandparents ___ Sundays.</w:t>
-      </w:r>
-    </w:p>
-    <w:p>
-      <w:r>
-        <w:t xml:space="preserve">8. She was born ___ 2010.</w:t>
-      </w:r>
-    </w:p>
-    <w:p>
-      <w:r>
-        <w:t xml:space="preserve">9. The meeting is ___ Monday morning.</w:t>
-      </w:r>
-    </w:p>
-    <w:p>
-      <w:r>
-        <w:t xml:space="preserve">10. They arrived two days ___.</w:t>
-      </w:r>
-    </w:p>
-    <w:p>
-      <w:r>
-        <w:rPr>
+        <w:t>PHẦN 4. HOÀN THÀNH CÂU HỎI ĐUÔI (10 điểm)</w:t>
+      </w:r>
+    </w:p>
+    <w:p>
+      <w:pPr>
+        <w:spacing w:before="0" w:after="60"/>
+        <w:keepNext/>
+      </w:pPr>
+      <w:r>
+        <w:rPr>
+          <w:color w:val="000000"/>
+          <w:i/>
+        </w:rPr>
+        <w:t>Hướng dẫn: Điền phần đuôi thích hợp để hoàn thành mỗi câu hỏi đuôi.</w:t>
+      </w:r>
+    </w:p>
+    <w:p>
+      <w:pPr>
+        <w:spacing w:before="40" w:after="60"/>
+      </w:pPr>
+      <w:r>
+        <w:rPr>
+          <w:color w:val="000000"/>
+        </w:rPr>
+        <w:t>1. You did not call me, ___?</w:t>
+      </w:r>
+    </w:p>
+    <w:p>
+      <w:pPr>
+        <w:spacing w:before="120" w:after="160"/>
+      </w:pPr>
+      <w:r>
+        <w:rPr>
+          <w:color w:val="000000"/>
+        </w:rPr>
+        <w:t>2. Let us start now, ___?</w:t>
+      </w:r>
+    </w:p>
+    <w:p>
+      <w:pPr>
+        <w:spacing w:before="120" w:after="160"/>
+      </w:pPr>
+      <w:r>
+        <w:rPr>
+          <w:color w:val="000000"/>
+        </w:rPr>
+        <w:t>3. Open the door, ___?</w:t>
+      </w:r>
+    </w:p>
+    <w:p>
+      <w:pPr>
+        <w:spacing w:before="120" w:after="160"/>
+      </w:pPr>
+      <w:r>
+        <w:rPr>
+          <w:color w:val="000000"/>
+        </w:rPr>
+        <w:t>4. I am late, ___?</w:t>
+      </w:r>
+    </w:p>
+    <w:p>
+      <w:pPr>
+        <w:spacing w:before="120" w:after="160"/>
+      </w:pPr>
+      <w:r>
+        <w:rPr>
+          <w:color w:val="000000"/>
+        </w:rPr>
+        <w:t>5. There is a problem, ___?</w:t>
+      </w:r>
+    </w:p>
+    <w:p>
+      <w:pPr>
+        <w:spacing w:before="120" w:after="160"/>
+      </w:pPr>
+      <w:r>
+        <w:rPr>
+          <w:color w:val="000000"/>
+        </w:rPr>
+        <w:t>6. You are tired, ___?</w:t>
+      </w:r>
+    </w:p>
+    <w:p>
+      <w:pPr>
+        <w:spacing w:before="120" w:after="160"/>
+      </w:pPr>
+      <w:r>
+        <w:rPr>
+          <w:color w:val="000000"/>
+        </w:rPr>
+        <w:t>7. She does not drive, ___?</w:t>
+      </w:r>
+    </w:p>
+    <w:p>
+      <w:pPr>
+        <w:spacing w:before="120" w:after="160"/>
+      </w:pPr>
+      <w:r>
+        <w:rPr>
+          <w:color w:val="000000"/>
+        </w:rPr>
+        <w:t>8. They visited Hue, ___?</w:t>
+      </w:r>
+    </w:p>
+    <w:p>
+      <w:pPr>
+        <w:spacing w:before="120" w:after="160"/>
+      </w:pPr>
+      <w:r>
+        <w:rPr>
+          <w:color w:val="000000"/>
+        </w:rPr>
+        <w:t>9. Nam can cook, ___?</w:t>
+      </w:r>
+    </w:p>
+    <w:p>
+      <w:pPr>
+        <w:spacing w:before="120" w:after="160"/>
+      </w:pPr>
+      <w:r>
+        <w:rPr>
+          <w:color w:val="000000"/>
+        </w:rPr>
+        <w:t>10. We should go, ___?</w:t>
+      </w:r>
+    </w:p>
+    <w:p>
+      <w:pPr>
+        <w:spacing w:before="240" w:after="60"/>
+        <w:keepNext/>
+      </w:pPr>
+      <w:r>
+        <w:rPr>
+          <w:color w:val="000000"/>
           <w:b/>
         </w:rPr>
-        <w:t xml:space="preserve">PHẦN 6. SỬA LỖI SAI (10 điểm)</w:t>
-      </w:r>
-    </w:p>
-    <w:p>
-      <w:r>
-        <w:t xml:space="preserve">1. Where you live?</w:t>
-      </w:r>
-    </w:p>
-    <w:p>
-      <w:r>
-        <w:t xml:space="preserve">2. Does she likes tea?</w:t>
-      </w:r>
-    </w:p>
-    <w:p>
-      <w:r>
-        <w:t xml:space="preserve">3. Not open the door.</w:t>
-      </w:r>
-    </w:p>
-    <w:p>
-      <w:r>
-        <w:t xml:space="preserve">4. He is a teacher, does he?</w:t>
-      </w:r>
-    </w:p>
-    <w:p>
-      <w:r>
-        <w:t xml:space="preserve">5. I was born on 2012.</w:t>
-      </w:r>
-    </w:p>
-    <w:p>
-      <w:r>
-        <w:t xml:space="preserve">6. Did they went home?</w:t>
-      </w:r>
-    </w:p>
-    <w:p>
-      <w:r>
-        <w:t xml:space="preserve">7. Let's to start now.</w:t>
-      </w:r>
-    </w:p>
-    <w:p>
-      <w:r>
-        <w:t xml:space="preserve">8. She cannot swim, can she not?</w:t>
-      </w:r>
-    </w:p>
-    <w:p>
-      <w:r>
-        <w:t xml:space="preserve">9. We met at last Monday.</w:t>
-      </w:r>
-    </w:p>
-    <w:p>
-      <w:r>
-        <w:t xml:space="preserve">10. How many time do you need?</w:t>
-      </w:r>
-    </w:p>
-    <w:p>
-      <w:r>
-        <w:rPr>
+        <w:t>PHẦN 5. ĐIỀN CỤM TỪ CHỈ THỜI GIAN (10 điểm)</w:t>
+      </w:r>
+    </w:p>
+    <w:p>
+      <w:pPr>
+        <w:spacing w:before="0" w:after="60"/>
+        <w:keepNext/>
+      </w:pPr>
+      <w:r>
+        <w:rPr>
+          <w:color w:val="000000"/>
+          <w:i/>
+        </w:rPr>
+        <w:t>Hướng dẫn: Điền cụm từ chỉ thời gian phù hợp với ngữ cảnh.</w:t>
+      </w:r>
+    </w:p>
+    <w:p>
+      <w:pPr>
+        <w:spacing w:before="40" w:after="60"/>
+      </w:pPr>
+      <w:r>
+        <w:rPr>
+          <w:color w:val="000000"/>
+        </w:rPr>
+        <w:t>1. I often read ___ the evening.</w:t>
+      </w:r>
+    </w:p>
+    <w:p>
+      <w:pPr>
+        <w:spacing w:before="120" w:after="160"/>
+      </w:pPr>
+      <w:r>
+        <w:rPr>
+          <w:color w:val="000000"/>
+        </w:rPr>
+        <w:t>2. She called me ___ night.</w:t>
+      </w:r>
+    </w:p>
+    <w:p>
+      <w:pPr>
+        <w:spacing w:before="120" w:after="160"/>
+      </w:pPr>
+      <w:r>
+        <w:rPr>
+          <w:color w:val="000000"/>
+        </w:rPr>
+        <w:t>3. We waited ___ lunchtime.</w:t>
+      </w:r>
+    </w:p>
+    <w:p>
+      <w:pPr>
+        <w:spacing w:before="120" w:after="160"/>
+      </w:pPr>
+      <w:r>
+        <w:rPr>
+          <w:color w:val="000000"/>
+        </w:rPr>
+        <w:t>4. He exercises ___ day.</w:t>
+      </w:r>
+    </w:p>
+    <w:p>
+      <w:pPr>
+        <w:spacing w:before="120" w:after="160"/>
+      </w:pPr>
+      <w:r>
+        <w:rPr>
+          <w:color w:val="000000"/>
+        </w:rPr>
+        <w:t>5. The train leaves ___ ten minutes.</w:t>
+      </w:r>
+    </w:p>
+    <w:p>
+      <w:pPr>
+        <w:spacing w:before="120" w:after="160"/>
+      </w:pPr>
+      <w:r>
+        <w:rPr>
+          <w:color w:val="000000"/>
+        </w:rPr>
+        <w:t>6. I get up ___ six o'clock.</w:t>
+      </w:r>
+    </w:p>
+    <w:p>
+      <w:pPr>
+        <w:spacing w:before="120" w:after="160"/>
+      </w:pPr>
+      <w:r>
+        <w:rPr>
+          <w:color w:val="000000"/>
+        </w:rPr>
+        <w:t>7. We visit our grandparents ___ Sundays.</w:t>
+      </w:r>
+    </w:p>
+    <w:p>
+      <w:pPr>
+        <w:spacing w:before="120" w:after="160"/>
+      </w:pPr>
+      <w:r>
+        <w:rPr>
+          <w:color w:val="000000"/>
+        </w:rPr>
+        <w:t>8. She was born ___ 2010.</w:t>
+      </w:r>
+    </w:p>
+    <w:p>
+      <w:pPr>
+        <w:spacing w:before="120" w:after="160"/>
+      </w:pPr>
+      <w:r>
+        <w:rPr>
+          <w:color w:val="000000"/>
+        </w:rPr>
+        <w:t>9. The meeting is ___ Monday morning.</w:t>
+      </w:r>
+    </w:p>
+    <w:p>
+      <w:pPr>
+        <w:spacing w:before="120" w:after="160"/>
+      </w:pPr>
+      <w:r>
+        <w:rPr>
+          <w:color w:val="000000"/>
+        </w:rPr>
+        <w:t>10. They arrived two days ___.</w:t>
+      </w:r>
+    </w:p>
+    <w:p>
+      <w:pPr>
+        <w:spacing w:before="240" w:after="60"/>
+        <w:keepNext/>
+      </w:pPr>
+      <w:r>
+        <w:rPr>
+          <w:color w:val="000000"/>
           <w:b/>
         </w:rPr>
-        <w:t xml:space="preserve">PHẦN 7. DỊCH SANG TIẾNG ANH (10 điểm)</w:t>
-      </w:r>
-    </w:p>
-    <w:p>
-      <w:r>
-        <w:t xml:space="preserve">1. Bạn sống ở đâu?</w:t>
-      </w:r>
-    </w:p>
-    <w:p>
-      <w:r>
-        <w:t xml:space="preserve">2. Cô ấy có đi làm hôm qua không?</w:t>
-      </w:r>
-    </w:p>
-    <w:p>
-      <w:r>
-        <w:t xml:space="preserve">3. Xin hãy ngồi xuống.</w:t>
-      </w:r>
-    </w:p>
-    <w:p>
-      <w:r>
-        <w:t xml:space="preserve">4. Đừng đến muộn.</w:t>
-      </w:r>
-    </w:p>
-    <w:p>
-      <w:r>
-        <w:t xml:space="preserve">5. Anh ấy biết bơi, phải không?</w:t>
-      </w:r>
-    </w:p>
-    <w:p>
-      <w:r>
-        <w:t xml:space="preserve">6. Họ chưa hoàn thành, phải không?</w:t>
-      </w:r>
-    </w:p>
-    <w:p>
-      <w:r>
-        <w:t xml:space="preserve">7. Tôi học vào buổi tối.</w:t>
-      </w:r>
-    </w:p>
-    <w:p>
-      <w:r>
-        <w:t xml:space="preserve">8. Chúng tôi đã ở đây được hai năm.</w:t>
-      </w:r>
-    </w:p>
-    <w:p>
-      <w:r>
-        <w:t xml:space="preserve">9. Tàu khởi hành lúc mấy giờ?</w:t>
-      </w:r>
-    </w:p>
-    <w:p>
-      <w:r>
-        <w:t xml:space="preserve">10. Hãy gọi cho tôi trước thứ Sáu.</w:t>
-      </w:r>
-    </w:p>
-    <w:p>
-      <w:r>
-        <w:rPr>
+        <w:t>PHẦN 6. SỬA LỖI SAI (10 điểm)</w:t>
+      </w:r>
+    </w:p>
+    <w:p>
+      <w:pPr>
+        <w:spacing w:before="0" w:after="60"/>
+        <w:keepNext/>
+      </w:pPr>
+      <w:r>
+        <w:rPr>
+          <w:color w:val="000000"/>
+          <w:i/>
+        </w:rPr>
+        <w:t>Hướng dẫn: Tìm lỗi sai và viết lại phần câu đúng hoàn chỉnh.</w:t>
+      </w:r>
+    </w:p>
+    <w:p>
+      <w:pPr>
+        <w:spacing w:before="40" w:after="60"/>
+      </w:pPr>
+      <w:r>
+        <w:rPr>
+          <w:color w:val="000000"/>
+        </w:rPr>
+        <w:t>1. Where you live?</w:t>
+      </w:r>
+    </w:p>
+    <w:p>
+      <w:pPr>
+        <w:spacing w:before="120" w:after="160"/>
+      </w:pPr>
+      <w:r>
+        <w:rPr>
+          <w:color w:val="000000"/>
+        </w:rPr>
+        <w:t>2. Does she likes tea?</w:t>
+      </w:r>
+    </w:p>
+    <w:p>
+      <w:pPr>
+        <w:spacing w:before="120" w:after="160"/>
+      </w:pPr>
+      <w:r>
+        <w:rPr>
+          <w:color w:val="000000"/>
+        </w:rPr>
+        <w:t>3. Not open the door.</w:t>
+      </w:r>
+    </w:p>
+    <w:p>
+      <w:pPr>
+        <w:spacing w:before="120" w:after="160"/>
+      </w:pPr>
+      <w:r>
+        <w:rPr>
+          <w:color w:val="000000"/>
+        </w:rPr>
+        <w:t>4. He is a teacher, does he?</w:t>
+      </w:r>
+    </w:p>
+    <w:p>
+      <w:pPr>
+        <w:spacing w:before="120" w:after="160"/>
+      </w:pPr>
+      <w:r>
+        <w:rPr>
+          <w:color w:val="000000"/>
+        </w:rPr>
+        <w:t>5. I was born on 2012.</w:t>
+      </w:r>
+    </w:p>
+    <w:p>
+      <w:pPr>
+        <w:spacing w:before="120" w:after="160"/>
+      </w:pPr>
+      <w:r>
+        <w:rPr>
+          <w:color w:val="000000"/>
+        </w:rPr>
+        <w:t>6. Did they went home?</w:t>
+      </w:r>
+    </w:p>
+    <w:p>
+      <w:pPr>
+        <w:spacing w:before="120" w:after="160"/>
+      </w:pPr>
+      <w:r>
+        <w:rPr>
+          <w:color w:val="000000"/>
+        </w:rPr>
+        <w:t>7. Let's to start now.</w:t>
+      </w:r>
+    </w:p>
+    <w:p>
+      <w:pPr>
+        <w:spacing w:before="120" w:after="160"/>
+      </w:pPr>
+      <w:r>
+        <w:rPr>
+          <w:color w:val="000000"/>
+        </w:rPr>
+        <w:t>8. She cannot swim, can she not?</w:t>
+      </w:r>
+    </w:p>
+    <w:p>
+      <w:pPr>
+        <w:spacing w:before="120" w:after="160"/>
+      </w:pPr>
+      <w:r>
+        <w:rPr>
+          <w:color w:val="000000"/>
+        </w:rPr>
+        <w:t>9. We met at last Monday.</w:t>
+      </w:r>
+    </w:p>
+    <w:p>
+      <w:pPr>
+        <w:spacing w:before="120" w:after="160"/>
+      </w:pPr>
+      <w:r>
+        <w:rPr>
+          <w:color w:val="000000"/>
+        </w:rPr>
+        <w:t>10. How many time do you need?</w:t>
+      </w:r>
+    </w:p>
+    <w:p>
+      <w:pPr>
+        <w:spacing w:before="240" w:after="60"/>
+        <w:keepNext/>
+      </w:pPr>
+      <w:r>
+        <w:rPr>
+          <w:color w:val="000000"/>
           <w:b/>
         </w:rPr>
-        <w:t xml:space="preserve">PHẦN 8. SẮP XẾP THÀNH CÂU (10 điểm)</w:t>
-      </w:r>
-    </w:p>
-    <w:p>
-      <w:r>
-        <w:t xml:space="preserve">1. where / your brother / work / does / ?</w:t>
-      </w:r>
-    </w:p>
-    <w:p>
-      <w:r>
-        <w:t xml:space="preserve">2. she / ready / is / ?</w:t>
-      </w:r>
-    </w:p>
-    <w:p>
-      <w:r>
-        <w:t xml:space="preserve">3. please / lights / turn off / the</w:t>
-      </w:r>
-    </w:p>
-    <w:p>
-      <w:r>
-        <w:t xml:space="preserve">4. not / here / park / do</w:t>
-      </w:r>
-    </w:p>
-    <w:p>
-      <w:r>
-        <w:t xml:space="preserve">5. cold / it / is / not / ?</w:t>
-      </w:r>
-    </w:p>
-    <w:p>
-      <w:r>
-        <w:t xml:space="preserve">6. since / lived / 2020 / here / they / have</w:t>
-      </w:r>
-    </w:p>
-    <w:p>
-      <w:r>
-        <w:t xml:space="preserve">7. often / how / exercise / you / do / ?</w:t>
-      </w:r>
-    </w:p>
-    <w:p>
-      <w:r>
-        <w:t xml:space="preserve">8. shall / meet / at six / we / ?</w:t>
-      </w:r>
-    </w:p>
-    <w:p>
-      <w:r>
-        <w:t xml:space="preserve">9. finished / has / he / yet / ?</w:t>
-      </w:r>
-    </w:p>
-    <w:p>
-      <w:r>
-        <w:t xml:space="preserve">10. by / return / please / noon</w:t>
-      </w:r>
-    </w:p>
-    <w:p>
-      <w:r>
-        <w:rPr>
+        <w:t>PHẦN 7. DỊCH SANG TIẾNG ANH (10 điểm)</w:t>
+      </w:r>
+    </w:p>
+    <w:p>
+      <w:pPr>
+        <w:spacing w:before="0" w:after="60"/>
+        <w:keepNext/>
+      </w:pPr>
+      <w:r>
+        <w:rPr>
+          <w:color w:val="000000"/>
+          <w:i/>
+        </w:rPr>
+        <w:t>Hướng dẫn: Dịch từng câu sang tiếng Anh tự nhiên và đúng ngữ pháp.</w:t>
+      </w:r>
+    </w:p>
+    <w:p>
+      <w:pPr>
+        <w:spacing w:before="40" w:after="60"/>
+      </w:pPr>
+      <w:r>
+        <w:rPr>
+          <w:color w:val="000000"/>
+        </w:rPr>
+        <w:t>1. Bạn sống ở đâu?</w:t>
+      </w:r>
+    </w:p>
+    <w:p>
+      <w:pPr>
+        <w:spacing w:before="120" w:after="160"/>
+      </w:pPr>
+      <w:r>
+        <w:rPr>
+          <w:color w:val="000000"/>
+        </w:rPr>
+        <w:t>2. Cô ấy có đi làm hôm qua không?</w:t>
+      </w:r>
+    </w:p>
+    <w:p>
+      <w:pPr>
+        <w:spacing w:before="120" w:after="160"/>
+      </w:pPr>
+      <w:r>
+        <w:rPr>
+          <w:color w:val="000000"/>
+        </w:rPr>
+        <w:t>3. Xin hãy ngồi xuống.</w:t>
+      </w:r>
+    </w:p>
+    <w:p>
+      <w:pPr>
+        <w:spacing w:before="120" w:after="160"/>
+      </w:pPr>
+      <w:r>
+        <w:rPr>
+          <w:color w:val="000000"/>
+        </w:rPr>
+        <w:t>4. Đừng đến muộn.</w:t>
+      </w:r>
+    </w:p>
+    <w:p>
+      <w:pPr>
+        <w:spacing w:before="120" w:after="160"/>
+      </w:pPr>
+      <w:r>
+        <w:rPr>
+          <w:color w:val="000000"/>
+        </w:rPr>
+        <w:t>5. Anh ấy biết bơi, phải không?</w:t>
+      </w:r>
+    </w:p>
+    <w:p>
+      <w:pPr>
+        <w:spacing w:before="120" w:after="160"/>
+      </w:pPr>
+      <w:r>
+        <w:rPr>
+          <w:color w:val="000000"/>
+        </w:rPr>
+        <w:t>6. Họ chưa hoàn thành, phải không?</w:t>
+      </w:r>
+    </w:p>
+    <w:p>
+      <w:pPr>
+        <w:spacing w:before="120" w:after="160"/>
+      </w:pPr>
+      <w:r>
+        <w:rPr>
+          <w:color w:val="000000"/>
+        </w:rPr>
+        <w:t>7. Tôi học vào buổi tối.</w:t>
+      </w:r>
+    </w:p>
+    <w:p>
+      <w:pPr>
+        <w:spacing w:before="120" w:after="160"/>
+      </w:pPr>
+      <w:r>
+        <w:rPr>
+          <w:color w:val="000000"/>
+        </w:rPr>
+        <w:t>8. Chúng tôi đã ở đây được hai năm.</w:t>
+      </w:r>
+    </w:p>
+    <w:p>
+      <w:pPr>
+        <w:spacing w:before="120" w:after="160"/>
+      </w:pPr>
+      <w:r>
+        <w:rPr>
+          <w:color w:val="000000"/>
+        </w:rPr>
+        <w:t>9. Tàu khởi hành lúc mấy giờ?</w:t>
+      </w:r>
+    </w:p>
+    <w:p>
+      <w:pPr>
+        <w:spacing w:before="120" w:after="160"/>
+      </w:pPr>
+      <w:r>
+        <w:rPr>
+          <w:color w:val="000000"/>
+        </w:rPr>
+        <w:t>10. Hãy gọi cho tôi trước thứ Sáu.</w:t>
+      </w:r>
+    </w:p>
+    <w:p>
+      <w:pPr>
+        <w:spacing w:before="240" w:after="60"/>
+        <w:keepNext/>
+      </w:pPr>
+      <w:r>
+        <w:rPr>
+          <w:color w:val="000000"/>
           <w:b/>
         </w:rPr>
-        <w:t xml:space="preserve">PHẦN 9. ĐỌC HIỂU (10 điểm)</w:t>
-      </w:r>
-    </w:p>
-    <w:p>
-      <w:r>
-        <w:t xml:space="preserve">Last Sunday, Tom and his sister visited a museum. They arrived at 9:30 and stayed for three hours. “Do not take photos in this room,” a guide said. Tom asked when the special exhibition would end. It will remain open until next month, so they plan to return.</w:t>
-      </w:r>
-    </w:p>
-    <w:p>
-      <w:r>
-        <w:t xml:space="preserve">1. When did they visit? 2. What time did they arrive? 3. How long did they stay? 4. What were they told not to do? 5. Until when is the exhibition open?</w:t>
-      </w:r>
-    </w:p>
-    <w:p>
-      <w:r>
-        <w:rPr>
+        <w:t>PHẦN 8. SẮP XẾP THÀNH CÂU (10 điểm)</w:t>
+      </w:r>
+    </w:p>
+    <w:p>
+      <w:pPr>
+        <w:spacing w:before="0" w:after="60"/>
+        <w:keepNext/>
+      </w:pPr>
+      <w:r>
+        <w:rPr>
+          <w:color w:val="000000"/>
+          <w:i/>
+        </w:rPr>
+        <w:t>Hướng dẫn: Sắp xếp các từ đã cho thành câu hoàn chỉnh.</w:t>
+      </w:r>
+    </w:p>
+    <w:p>
+      <w:pPr>
+        <w:spacing w:before="40" w:after="60"/>
+      </w:pPr>
+      <w:r>
+        <w:rPr>
+          <w:color w:val="000000"/>
+        </w:rPr>
+        <w:t>1. where / your brother / work / does / ?</w:t>
+      </w:r>
+    </w:p>
+    <w:p>
+      <w:pPr>
+        <w:spacing w:before="120" w:after="160"/>
+      </w:pPr>
+      <w:r>
+        <w:rPr>
+          <w:color w:val="000000"/>
+        </w:rPr>
+        <w:t>2. she / ready / is / ?</w:t>
+      </w:r>
+    </w:p>
+    <w:p>
+      <w:pPr>
+        <w:spacing w:before="120" w:after="160"/>
+      </w:pPr>
+      <w:r>
+        <w:rPr>
+          <w:color w:val="000000"/>
+        </w:rPr>
+        <w:t>3. please / lights / turn off / the</w:t>
+      </w:r>
+    </w:p>
+    <w:p>
+      <w:pPr>
+        <w:spacing w:before="120" w:after="160"/>
+      </w:pPr>
+      <w:r>
+        <w:rPr>
+          <w:color w:val="000000"/>
+        </w:rPr>
+        <w:t>4. not / here / park / do</w:t>
+      </w:r>
+    </w:p>
+    <w:p>
+      <w:pPr>
+        <w:spacing w:before="120" w:after="160"/>
+      </w:pPr>
+      <w:r>
+        <w:rPr>
+          <w:color w:val="000000"/>
+        </w:rPr>
+        <w:t>5. cold / it / is / not / ?</w:t>
+      </w:r>
+    </w:p>
+    <w:p>
+      <w:pPr>
+        <w:spacing w:before="120" w:after="160"/>
+      </w:pPr>
+      <w:r>
+        <w:rPr>
+          <w:color w:val="000000"/>
+        </w:rPr>
+        <w:t>6. since / lived / 2020 / here / they / have</w:t>
+      </w:r>
+    </w:p>
+    <w:p>
+      <w:pPr>
+        <w:spacing w:before="120" w:after="160"/>
+      </w:pPr>
+      <w:r>
+        <w:rPr>
+          <w:color w:val="000000"/>
+        </w:rPr>
+        <w:t>7. often / how / exercise / you / do / ?</w:t>
+      </w:r>
+    </w:p>
+    <w:p>
+      <w:pPr>
+        <w:spacing w:before="120" w:after="160"/>
+      </w:pPr>
+      <w:r>
+        <w:rPr>
+          <w:color w:val="000000"/>
+        </w:rPr>
+        <w:t>8. shall / meet / at six / we / ?</w:t>
+      </w:r>
+    </w:p>
+    <w:p>
+      <w:pPr>
+        <w:spacing w:before="120" w:after="160"/>
+      </w:pPr>
+      <w:r>
+        <w:rPr>
+          <w:color w:val="000000"/>
+        </w:rPr>
+        <w:t>9. finished / has / he / yet / ?</w:t>
+      </w:r>
+    </w:p>
+    <w:p>
+      <w:pPr>
+        <w:spacing w:before="120" w:after="160"/>
+      </w:pPr>
+      <w:r>
+        <w:rPr>
+          <w:color w:val="000000"/>
+        </w:rPr>
+        <w:t>10. by / return / please / noon</w:t>
+      </w:r>
+    </w:p>
+    <w:p>
+      <w:pPr>
+        <w:spacing w:before="240" w:after="60"/>
+        <w:keepNext/>
+      </w:pPr>
+      <w:r>
+        <w:rPr>
+          <w:color w:val="000000"/>
           <w:b/>
         </w:rPr>
-        <w:t xml:space="preserve">PHẦN 10. VIẾT (10 điểm)</w:t>
-      </w:r>
-    </w:p>
-    <w:p>
-      <w:r>
-        <w:t xml:space="preserve">Viết 90–110 từ kể về một chuyến đi và kế hoạch sắp tới. Dùng câu hỏi Wh-/Yes-No, câu mệnh lệnh, câu hỏi đuôi và ít nhất 5 cụm từ chỉ thời gian.</w:t>
-      </w:r>
-    </w:p>
-    <w:p>
-      <w:r>
-        <w:rPr>
+        <w:t>PHẦN 9. ĐỌC HIỂU (10 điểm)</w:t>
+      </w:r>
+    </w:p>
+    <w:p>
+      <w:pPr>
+        <w:spacing w:before="0" w:after="60"/>
+        <w:keepNext/>
+      </w:pPr>
+      <w:r>
+        <w:rPr>
+          <w:color w:val="000000"/>
+          <w:i/>
+        </w:rPr>
+        <w:t>Hướng dẫn: Đọc đoạn văn và trả lời từng câu hỏi bằng thông tin trong bài.</w:t>
+      </w:r>
+    </w:p>
+    <w:p>
+      <w:pPr>
+        <w:spacing w:before="0" w:after="120"/>
+      </w:pPr>
+      <w:r>
+        <w:rPr>
+          <w:color w:val="000000"/>
+        </w:rPr>
+        <w:t>Last Sunday, Tom and his sister visited a museum. They arrived at 9:30 and stayed for three hours.</w:t>
+      </w:r>
+    </w:p>
+    <w:p>
+      <w:pPr>
+        <w:spacing w:before="0" w:after="120"/>
+      </w:pPr>
+      <w:r>
+        <w:rPr>
+          <w:color w:val="000000"/>
+        </w:rPr>
+        <w:t>“Do not take photos in this room,” a guide said. Tom asked when the special exhibition would end.</w:t>
+      </w:r>
+    </w:p>
+    <w:p>
+      <w:pPr>
+        <w:spacing w:before="0" w:after="120"/>
+      </w:pPr>
+      <w:r>
+        <w:rPr>
+          <w:color w:val="000000"/>
+        </w:rPr>
+        <w:t>It will remain open until next month, so they plan to return.</w:t>
+      </w:r>
+    </w:p>
+    <w:p>
+      <w:pPr>
+        <w:spacing w:before="120" w:after="160"/>
+      </w:pPr>
+      <w:r>
+        <w:rPr>
+          <w:color w:val="000000"/>
+        </w:rPr>
+        <w:t>1. When did they visit?</w:t>
+      </w:r>
+    </w:p>
+    <w:p>
+      <w:pPr>
+        <w:spacing w:before="120" w:after="160"/>
+      </w:pPr>
+      <w:r>
+        <w:rPr>
+          <w:color w:val="000000"/>
+        </w:rPr>
+        <w:t>2. What time did they arrive?</w:t>
+      </w:r>
+    </w:p>
+    <w:p>
+      <w:pPr>
+        <w:spacing w:before="120" w:after="160"/>
+      </w:pPr>
+      <w:r>
+        <w:rPr>
+          <w:color w:val="000000"/>
+        </w:rPr>
+        <w:t>3. How long did they stay?</w:t>
+      </w:r>
+    </w:p>
+    <w:p>
+      <w:pPr>
+        <w:spacing w:before="120" w:after="160"/>
+      </w:pPr>
+      <w:r>
+        <w:rPr>
+          <w:color w:val="000000"/>
+        </w:rPr>
+        <w:t>4. What were they told not to do?</w:t>
+      </w:r>
+    </w:p>
+    <w:p>
+      <w:pPr>
+        <w:spacing w:before="120" w:after="160"/>
+      </w:pPr>
+      <w:r>
+        <w:rPr>
+          <w:color w:val="000000"/>
+        </w:rPr>
+        <w:t>5. Until when is the exhibition open?</w:t>
+      </w:r>
+    </w:p>
+    <w:p>
+      <w:pPr>
+        <w:spacing w:before="240" w:after="60"/>
+        <w:keepNext/>
+      </w:pPr>
+      <w:r>
+        <w:rPr>
+          <w:color w:val="000000"/>
           <w:b/>
         </w:rPr>
-        <w:t xml:space="preserve">ĐÁP ÁN – ĐỀ 3</w:t>
-      </w:r>
-    </w:p>
-    <w:p>
-      <w:r>
-        <w:rPr>
+        <w:t>PHẦN 10. VIẾT (10 điểm)</w:t>
+      </w:r>
+    </w:p>
+    <w:p>
+      <w:pPr>
+        <w:spacing w:before="0" w:after="60"/>
+        <w:keepNext/>
+      </w:pPr>
+      <w:r>
+        <w:rPr>
+          <w:color w:val="000000"/>
+          <w:i/>
+        </w:rPr>
+        <w:t>Hướng dẫn: Viết đúng độ dài và sử dụng đủ các cấu trúc được yêu cầu.</w:t>
+      </w:r>
+    </w:p>
+    <w:p>
+      <w:pPr>
+        <w:spacing w:before="40" w:after="60"/>
+      </w:pPr>
+      <w:r>
+        <w:rPr>
+          <w:color w:val="000000"/>
+        </w:rPr>
+        <w:t>Viết 90–110 từ kể về một chuyến đi và kế hoạch sắp tới. Dùng câu hỏi Wh-/Yes-No, câu mệnh lệnh, câu hỏi đuôi và ít nhất 5 cụm từ chỉ thời gian.</w:t>
+      </w:r>
+    </w:p>
+    <w:p>
+      <w:pPr>
+        <w:spacing w:before="0" w:after="280"/>
+        <w:keepNext/>
+        <w:jc w:val="center"/>
+      </w:pPr>
+      <w:r>
+        <w:rPr>
+          <w:color w:val="000000"/>
           <w:b/>
         </w:rPr>
-        <w:t xml:space="preserve">PHẦN 1: 1. B; 2. A; 3. B; 4. A; 5. A; 6. A; 7. B; 8. A; 9. B; 10. B</w:t>
-      </w:r>
-    </w:p>
-    <w:p>
-      <w:r>
-        <w:rPr>
+        <w:br w:type="page"/>
+        <w:t>ĐÁP ÁN</w:t>
+      </w:r>
+    </w:p>
+    <w:p>
+      <w:pPr>
+        <w:spacing w:before="240" w:after="60"/>
+        <w:keepNext/>
+      </w:pPr>
+      <w:r>
+        <w:rPr>
+          <w:color w:val="000000"/>
           <w:b/>
         </w:rPr>
-        <w:t xml:space="preserve">PHẦN 2: 1. Does the shop open at eight?; 2. Should we leave now?; 3. Was she tired last night?; 4. Were they playing football?; 5. Does she like music?; 6. Are they at home?; 7. Did Nam go to school yesterday?; 8. Can you swim?; 9. Is Mai studying now?; 10. Have they finished the work?</w:t>
-      </w:r>
-    </w:p>
-    <w:p>
-      <w:r>
-        <w:rPr>
+        <w:t>PHẦN 1</w:t>
+      </w:r>
+    </w:p>
+    <w:p>
+      <w:pPr>
+        <w:spacing w:before="60" w:after="120"/>
+      </w:pPr>
+      <w:r>
+        <w:rPr>
+          <w:color w:val="000000"/>
+        </w:rPr>
+        <w:t>Câu 1: B</w:t>
+      </w:r>
+    </w:p>
+    <w:p>
+      <w:pPr>
+        <w:spacing w:before="60" w:after="120"/>
+      </w:pPr>
+      <w:r>
+        <w:rPr>
+          <w:color w:val="000000"/>
+        </w:rPr>
+        <w:t>Câu 2: A</w:t>
+      </w:r>
+    </w:p>
+    <w:p>
+      <w:pPr>
+        <w:spacing w:before="60" w:after="120"/>
+      </w:pPr>
+      <w:r>
+        <w:rPr>
+          <w:color w:val="000000"/>
+        </w:rPr>
+        <w:t>Câu 3: B</w:t>
+      </w:r>
+    </w:p>
+    <w:p>
+      <w:pPr>
+        <w:spacing w:before="60" w:after="120"/>
+      </w:pPr>
+      <w:r>
+        <w:rPr>
+          <w:color w:val="000000"/>
+        </w:rPr>
+        <w:t>Câu 4: A</w:t>
+      </w:r>
+    </w:p>
+    <w:p>
+      <w:pPr>
+        <w:spacing w:before="60" w:after="120"/>
+      </w:pPr>
+      <w:r>
+        <w:rPr>
+          <w:color w:val="000000"/>
+        </w:rPr>
+        <w:t>Câu 5: A</w:t>
+      </w:r>
+    </w:p>
+    <w:p>
+      <w:pPr>
+        <w:spacing w:before="60" w:after="120"/>
+      </w:pPr>
+      <w:r>
+        <w:rPr>
+          <w:color w:val="000000"/>
+        </w:rPr>
+        <w:t>Câu 6: A</w:t>
+      </w:r>
+    </w:p>
+    <w:p>
+      <w:pPr>
+        <w:spacing w:before="60" w:after="120"/>
+      </w:pPr>
+      <w:r>
+        <w:rPr>
+          <w:color w:val="000000"/>
+        </w:rPr>
+        <w:t>Câu 7: B</w:t>
+      </w:r>
+    </w:p>
+    <w:p>
+      <w:pPr>
+        <w:spacing w:before="60" w:after="120"/>
+      </w:pPr>
+      <w:r>
+        <w:rPr>
+          <w:color w:val="000000"/>
+        </w:rPr>
+        <w:t>Câu 8: A</w:t>
+      </w:r>
+    </w:p>
+    <w:p>
+      <w:pPr>
+        <w:spacing w:before="60" w:after="120"/>
+      </w:pPr>
+      <w:r>
+        <w:rPr>
+          <w:color w:val="000000"/>
+        </w:rPr>
+        <w:t>Câu 9: B</w:t>
+      </w:r>
+    </w:p>
+    <w:p>
+      <w:pPr>
+        <w:spacing w:before="60" w:after="120"/>
+      </w:pPr>
+      <w:r>
+        <w:rPr>
+          <w:color w:val="000000"/>
+        </w:rPr>
+        <w:t>Câu 10: B</w:t>
+      </w:r>
+    </w:p>
+    <w:p>
+      <w:pPr>
+        <w:spacing w:before="240" w:after="60"/>
+        <w:keepNext/>
+      </w:pPr>
+      <w:r>
+        <w:rPr>
+          <w:color w:val="000000"/>
           <w:b/>
         </w:rPr>
-        <w:t xml:space="preserve">PHẦN 3: 1. Wash your hands before dinner.; 2. Please wait here.; 3. Do not feed the animals.; 4. Write your name at the top of the page.; 5. Open the window, please.; 6. Do not touch that button.; 7. Turn left at the traffic lights.; 8. Please be quiet.; 9. Do not forget your homework.; 10. Take an umbrella.</w:t>
-      </w:r>
-    </w:p>
-    <w:p>
-      <w:r>
-        <w:rPr>
+        <w:t>PHẦN 2</w:t>
+      </w:r>
+    </w:p>
+    <w:p>
+      <w:pPr>
+        <w:spacing w:before="60" w:after="120"/>
+      </w:pPr>
+      <w:r>
+        <w:rPr>
+          <w:color w:val="000000"/>
+        </w:rPr>
+        <w:t>Câu 1: Does the shop open at eight?</w:t>
+      </w:r>
+    </w:p>
+    <w:p>
+      <w:pPr>
+        <w:spacing w:before="60" w:after="120"/>
+      </w:pPr>
+      <w:r>
+        <w:rPr>
+          <w:color w:val="000000"/>
+        </w:rPr>
+        <w:t>Câu 2: Should we leave now?</w:t>
+      </w:r>
+    </w:p>
+    <w:p>
+      <w:pPr>
+        <w:spacing w:before="60" w:after="120"/>
+      </w:pPr>
+      <w:r>
+        <w:rPr>
+          <w:color w:val="000000"/>
+        </w:rPr>
+        <w:t>Câu 3: Was she tired last night?</w:t>
+      </w:r>
+    </w:p>
+    <w:p>
+      <w:pPr>
+        <w:spacing w:before="60" w:after="120"/>
+      </w:pPr>
+      <w:r>
+        <w:rPr>
+          <w:color w:val="000000"/>
+        </w:rPr>
+        <w:t>Câu 4: Were they playing football?</w:t>
+      </w:r>
+    </w:p>
+    <w:p>
+      <w:pPr>
+        <w:spacing w:before="60" w:after="120"/>
+      </w:pPr>
+      <w:r>
+        <w:rPr>
+          <w:color w:val="000000"/>
+        </w:rPr>
+        <w:t>Câu 5: Does she like music?</w:t>
+      </w:r>
+    </w:p>
+    <w:p>
+      <w:pPr>
+        <w:spacing w:before="60" w:after="120"/>
+      </w:pPr>
+      <w:r>
+        <w:rPr>
+          <w:color w:val="000000"/>
+        </w:rPr>
+        <w:t>Câu 6: Are they at home?</w:t>
+      </w:r>
+    </w:p>
+    <w:p>
+      <w:pPr>
+        <w:spacing w:before="60" w:after="120"/>
+      </w:pPr>
+      <w:r>
+        <w:rPr>
+          <w:color w:val="000000"/>
+        </w:rPr>
+        <w:t>Câu 7: Did Nam go to school yesterday?</w:t>
+      </w:r>
+    </w:p>
+    <w:p>
+      <w:pPr>
+        <w:spacing w:before="60" w:after="120"/>
+      </w:pPr>
+      <w:r>
+        <w:rPr>
+          <w:color w:val="000000"/>
+        </w:rPr>
+        <w:t>Câu 8: Can you swim?</w:t>
+      </w:r>
+    </w:p>
+    <w:p>
+      <w:pPr>
+        <w:spacing w:before="60" w:after="120"/>
+      </w:pPr>
+      <w:r>
+        <w:rPr>
+          <w:color w:val="000000"/>
+        </w:rPr>
+        <w:t>Câu 9: Is Mai studying now?</w:t>
+      </w:r>
+    </w:p>
+    <w:p>
+      <w:pPr>
+        <w:spacing w:before="60" w:after="120"/>
+      </w:pPr>
+      <w:r>
+        <w:rPr>
+          <w:color w:val="000000"/>
+        </w:rPr>
+        <w:t>Câu 10: Have they finished the work?</w:t>
+      </w:r>
+    </w:p>
+    <w:p>
+      <w:pPr>
+        <w:spacing w:before="240" w:after="60"/>
+        <w:keepNext/>
+      </w:pPr>
+      <w:r>
+        <w:rPr>
+          <w:color w:val="000000"/>
           <w:b/>
         </w:rPr>
-        <w:t xml:space="preserve">PHẦN 4: 1. did you; 2. shall we; 3. will you; 4. aren't I; 5. isn't there; 6. aren't you; 7. does she; 8. didn't they; 9. can't he; 10. shouldn't we</w:t>
-      </w:r>
-    </w:p>
-    <w:p>
-      <w:r>
-        <w:rPr>
+        <w:t>PHẦN 3</w:t>
+      </w:r>
+    </w:p>
+    <w:p>
+      <w:pPr>
+        <w:spacing w:before="60" w:after="120"/>
+      </w:pPr>
+      <w:r>
+        <w:rPr>
+          <w:color w:val="000000"/>
+        </w:rPr>
+        <w:t>Câu 1: Wash your hands before dinner.</w:t>
+      </w:r>
+    </w:p>
+    <w:p>
+      <w:pPr>
+        <w:spacing w:before="60" w:after="120"/>
+      </w:pPr>
+      <w:r>
+        <w:rPr>
+          <w:color w:val="000000"/>
+        </w:rPr>
+        <w:t>Câu 2: Please wait here.</w:t>
+      </w:r>
+    </w:p>
+    <w:p>
+      <w:pPr>
+        <w:spacing w:before="60" w:after="120"/>
+      </w:pPr>
+      <w:r>
+        <w:rPr>
+          <w:color w:val="000000"/>
+        </w:rPr>
+        <w:t>Câu 3: Do not feed the animals.</w:t>
+      </w:r>
+    </w:p>
+    <w:p>
+      <w:pPr>
+        <w:spacing w:before="60" w:after="120"/>
+      </w:pPr>
+      <w:r>
+        <w:rPr>
+          <w:color w:val="000000"/>
+        </w:rPr>
+        <w:t>Câu 4: Write your name at the top of the page.</w:t>
+      </w:r>
+    </w:p>
+    <w:p>
+      <w:pPr>
+        <w:spacing w:before="60" w:after="120"/>
+      </w:pPr>
+      <w:r>
+        <w:rPr>
+          <w:color w:val="000000"/>
+        </w:rPr>
+        <w:t>Câu 5: Open the window, please.</w:t>
+      </w:r>
+    </w:p>
+    <w:p>
+      <w:pPr>
+        <w:spacing w:before="60" w:after="120"/>
+      </w:pPr>
+      <w:r>
+        <w:rPr>
+          <w:color w:val="000000"/>
+        </w:rPr>
+        <w:t>Câu 6: Do not touch that button.</w:t>
+      </w:r>
+    </w:p>
+    <w:p>
+      <w:pPr>
+        <w:spacing w:before="60" w:after="120"/>
+      </w:pPr>
+      <w:r>
+        <w:rPr>
+          <w:color w:val="000000"/>
+        </w:rPr>
+        <w:t>Câu 7: Turn left at the traffic lights.</w:t>
+      </w:r>
+    </w:p>
+    <w:p>
+      <w:pPr>
+        <w:spacing w:before="60" w:after="120"/>
+      </w:pPr>
+      <w:r>
+        <w:rPr>
+          <w:color w:val="000000"/>
+        </w:rPr>
+        <w:t>Câu 8: Please be quiet.</w:t>
+      </w:r>
+    </w:p>
+    <w:p>
+      <w:pPr>
+        <w:spacing w:before="60" w:after="120"/>
+      </w:pPr>
+      <w:r>
+        <w:rPr>
+          <w:color w:val="000000"/>
+        </w:rPr>
+        <w:t>Câu 9: Do not forget your homework.</w:t>
+      </w:r>
+    </w:p>
+    <w:p>
+      <w:pPr>
+        <w:spacing w:before="60" w:after="120"/>
+      </w:pPr>
+      <w:r>
+        <w:rPr>
+          <w:color w:val="000000"/>
+        </w:rPr>
+        <w:t>Câu 10: Take an umbrella.</w:t>
+      </w:r>
+    </w:p>
+    <w:p>
+      <w:pPr>
+        <w:spacing w:before="240" w:after="60"/>
+        <w:keepNext/>
+      </w:pPr>
+      <w:r>
+        <w:rPr>
+          <w:color w:val="000000"/>
           <w:b/>
         </w:rPr>
-        <w:t xml:space="preserve">PHẦN 5: 1. in; 2. last; 3. until; 4. every; 5. in; 6. at; 7. on; 8. in; 9. on; 10. ago</w:t>
-      </w:r>
-    </w:p>
-    <w:p>
-      <w:r>
-        <w:rPr>
+        <w:t>PHẦN 4</w:t>
+      </w:r>
+    </w:p>
+    <w:p>
+      <w:pPr>
+        <w:spacing w:before="60" w:after="120"/>
+      </w:pPr>
+      <w:r>
+        <w:rPr>
+          <w:color w:val="000000"/>
+        </w:rPr>
+        <w:t>Câu 1: did you</w:t>
+      </w:r>
+    </w:p>
+    <w:p>
+      <w:pPr>
+        <w:spacing w:before="60" w:after="120"/>
+      </w:pPr>
+      <w:r>
+        <w:rPr>
+          <w:color w:val="000000"/>
+        </w:rPr>
+        <w:t>Câu 2: shall we</w:t>
+      </w:r>
+    </w:p>
+    <w:p>
+      <w:pPr>
+        <w:spacing w:before="60" w:after="120"/>
+      </w:pPr>
+      <w:r>
+        <w:rPr>
+          <w:color w:val="000000"/>
+        </w:rPr>
+        <w:t>Câu 3: will you</w:t>
+      </w:r>
+    </w:p>
+    <w:p>
+      <w:pPr>
+        <w:spacing w:before="60" w:after="120"/>
+      </w:pPr>
+      <w:r>
+        <w:rPr>
+          <w:color w:val="000000"/>
+        </w:rPr>
+        <w:t>Câu 4: aren't I</w:t>
+      </w:r>
+    </w:p>
+    <w:p>
+      <w:pPr>
+        <w:spacing w:before="60" w:after="120"/>
+      </w:pPr>
+      <w:r>
+        <w:rPr>
+          <w:color w:val="000000"/>
+        </w:rPr>
+        <w:t>Câu 5: isn't there</w:t>
+      </w:r>
+    </w:p>
+    <w:p>
+      <w:pPr>
+        <w:spacing w:before="60" w:after="120"/>
+      </w:pPr>
+      <w:r>
+        <w:rPr>
+          <w:color w:val="000000"/>
+        </w:rPr>
+        <w:t>Câu 6: aren't you</w:t>
+      </w:r>
+    </w:p>
+    <w:p>
+      <w:pPr>
+        <w:spacing w:before="60" w:after="120"/>
+      </w:pPr>
+      <w:r>
+        <w:rPr>
+          <w:color w:val="000000"/>
+        </w:rPr>
+        <w:t>Câu 7: does she</w:t>
+      </w:r>
+    </w:p>
+    <w:p>
+      <w:pPr>
+        <w:spacing w:before="60" w:after="120"/>
+      </w:pPr>
+      <w:r>
+        <w:rPr>
+          <w:color w:val="000000"/>
+        </w:rPr>
+        <w:t>Câu 8: didn't they</w:t>
+      </w:r>
+    </w:p>
+    <w:p>
+      <w:pPr>
+        <w:spacing w:before="60" w:after="120"/>
+      </w:pPr>
+      <w:r>
+        <w:rPr>
+          <w:color w:val="000000"/>
+        </w:rPr>
+        <w:t>Câu 9: can't he</w:t>
+      </w:r>
+    </w:p>
+    <w:p>
+      <w:pPr>
+        <w:spacing w:before="60" w:after="120"/>
+      </w:pPr>
+      <w:r>
+        <w:rPr>
+          <w:color w:val="000000"/>
+        </w:rPr>
+        <w:t>Câu 10: shouldn't we</w:t>
+      </w:r>
+    </w:p>
+    <w:p>
+      <w:pPr>
+        <w:spacing w:before="240" w:after="60"/>
+        <w:keepNext/>
+      </w:pPr>
+      <w:r>
+        <w:rPr>
+          <w:color w:val="000000"/>
           <w:b/>
         </w:rPr>
-        <w:t xml:space="preserve">PHẦN 6: 1 Where do you live?; 2 Does she like tea?; 3 Do not open the door.; 4 isn't he?; 5 in 2012; 6 Did they go home?; 7 Let's start now.; 8 can she?; 9 last Monday; 10 How much time do you need?</w:t>
-      </w:r>
-    </w:p>
-    <w:p>
-      <w:r>
-        <w:rPr>
+        <w:t>PHẦN 5</w:t>
+      </w:r>
+    </w:p>
+    <w:p>
+      <w:pPr>
+        <w:spacing w:before="60" w:after="120"/>
+      </w:pPr>
+      <w:r>
+        <w:rPr>
+          <w:color w:val="000000"/>
+        </w:rPr>
+        <w:t>Câu 1: in</w:t>
+      </w:r>
+    </w:p>
+    <w:p>
+      <w:pPr>
+        <w:spacing w:before="60" w:after="120"/>
+      </w:pPr>
+      <w:r>
+        <w:rPr>
+          <w:color w:val="000000"/>
+        </w:rPr>
+        <w:t>Câu 2: last</w:t>
+      </w:r>
+    </w:p>
+    <w:p>
+      <w:pPr>
+        <w:spacing w:before="60" w:after="120"/>
+      </w:pPr>
+      <w:r>
+        <w:rPr>
+          <w:color w:val="000000"/>
+        </w:rPr>
+        <w:t>Câu 3: until</w:t>
+      </w:r>
+    </w:p>
+    <w:p>
+      <w:pPr>
+        <w:spacing w:before="60" w:after="120"/>
+      </w:pPr>
+      <w:r>
+        <w:rPr>
+          <w:color w:val="000000"/>
+        </w:rPr>
+        <w:t>Câu 4: every</w:t>
+      </w:r>
+    </w:p>
+    <w:p>
+      <w:pPr>
+        <w:spacing w:before="60" w:after="120"/>
+      </w:pPr>
+      <w:r>
+        <w:rPr>
+          <w:color w:val="000000"/>
+        </w:rPr>
+        <w:t>Câu 5: in</w:t>
+      </w:r>
+    </w:p>
+    <w:p>
+      <w:pPr>
+        <w:spacing w:before="60" w:after="120"/>
+      </w:pPr>
+      <w:r>
+        <w:rPr>
+          <w:color w:val="000000"/>
+        </w:rPr>
+        <w:t>Câu 6: at</w:t>
+      </w:r>
+    </w:p>
+    <w:p>
+      <w:pPr>
+        <w:spacing w:before="60" w:after="120"/>
+      </w:pPr>
+      <w:r>
+        <w:rPr>
+          <w:color w:val="000000"/>
+        </w:rPr>
+        <w:t>Câu 7: on</w:t>
+      </w:r>
+    </w:p>
+    <w:p>
+      <w:pPr>
+        <w:spacing w:before="60" w:after="120"/>
+      </w:pPr>
+      <w:r>
+        <w:rPr>
+          <w:color w:val="000000"/>
+        </w:rPr>
+        <w:t>Câu 8: in</w:t>
+      </w:r>
+    </w:p>
+    <w:p>
+      <w:pPr>
+        <w:spacing w:before="60" w:after="120"/>
+      </w:pPr>
+      <w:r>
+        <w:rPr>
+          <w:color w:val="000000"/>
+        </w:rPr>
+        <w:t>Câu 9: on</w:t>
+      </w:r>
+    </w:p>
+    <w:p>
+      <w:pPr>
+        <w:spacing w:before="60" w:after="120"/>
+      </w:pPr>
+      <w:r>
+        <w:rPr>
+          <w:color w:val="000000"/>
+        </w:rPr>
+        <w:t>Câu 10: ago</w:t>
+      </w:r>
+    </w:p>
+    <w:p>
+      <w:pPr>
+        <w:spacing w:before="240" w:after="60"/>
+        <w:keepNext/>
+      </w:pPr>
+      <w:r>
+        <w:rPr>
+          <w:color w:val="000000"/>
           <w:b/>
         </w:rPr>
-        <w:t xml:space="preserve">PHẦN 7: 1 Where do you live? 2 Did she go to work yesterday? 3 Please sit down. 4 Do not be late. 5 He can swim, can't he? 6 They haven't finished, have they? 7 I study in the evening. 8 We have been here for two years. 9 What time does the train leave? 10 Please call me before Friday.</w:t>
-      </w:r>
-    </w:p>
-    <w:p>
-      <w:r>
-        <w:rPr>
+        <w:t>PHẦN 6</w:t>
+      </w:r>
+    </w:p>
+    <w:p>
+      <w:pPr>
+        <w:spacing w:before="60" w:after="120"/>
+      </w:pPr>
+      <w:r>
+        <w:rPr>
+          <w:color w:val="000000"/>
+        </w:rPr>
+        <w:t>Câu 1: Where do you live?</w:t>
+      </w:r>
+    </w:p>
+    <w:p>
+      <w:pPr>
+        <w:spacing w:before="60" w:after="120"/>
+      </w:pPr>
+      <w:r>
+        <w:rPr>
+          <w:color w:val="000000"/>
+        </w:rPr>
+        <w:t>Câu 2: Does she like tea?</w:t>
+      </w:r>
+    </w:p>
+    <w:p>
+      <w:pPr>
+        <w:spacing w:before="60" w:after="120"/>
+      </w:pPr>
+      <w:r>
+        <w:rPr>
+          <w:color w:val="000000"/>
+        </w:rPr>
+        <w:t>Câu 3: Do not open the door.</w:t>
+      </w:r>
+    </w:p>
+    <w:p>
+      <w:pPr>
+        <w:spacing w:before="60" w:after="120"/>
+      </w:pPr>
+      <w:r>
+        <w:rPr>
+          <w:color w:val="000000"/>
+        </w:rPr>
+        <w:t>Câu 4: isn't he?</w:t>
+      </w:r>
+    </w:p>
+    <w:p>
+      <w:pPr>
+        <w:spacing w:before="60" w:after="120"/>
+      </w:pPr>
+      <w:r>
+        <w:rPr>
+          <w:color w:val="000000"/>
+        </w:rPr>
+        <w:t>Câu 5: in 2012</w:t>
+      </w:r>
+    </w:p>
+    <w:p>
+      <w:pPr>
+        <w:spacing w:before="60" w:after="120"/>
+      </w:pPr>
+      <w:r>
+        <w:rPr>
+          <w:color w:val="000000"/>
+        </w:rPr>
+        <w:t>Câu 6: Did they go home?</w:t>
+      </w:r>
+    </w:p>
+    <w:p>
+      <w:pPr>
+        <w:spacing w:before="60" w:after="120"/>
+      </w:pPr>
+      <w:r>
+        <w:rPr>
+          <w:color w:val="000000"/>
+        </w:rPr>
+        <w:t>Câu 7: Let's start now.</w:t>
+      </w:r>
+    </w:p>
+    <w:p>
+      <w:pPr>
+        <w:spacing w:before="60" w:after="120"/>
+      </w:pPr>
+      <w:r>
+        <w:rPr>
+          <w:color w:val="000000"/>
+        </w:rPr>
+        <w:t>Câu 8: can she?</w:t>
+      </w:r>
+    </w:p>
+    <w:p>
+      <w:pPr>
+        <w:spacing w:before="60" w:after="120"/>
+      </w:pPr>
+      <w:r>
+        <w:rPr>
+          <w:color w:val="000000"/>
+        </w:rPr>
+        <w:t>Câu 9: last Monday</w:t>
+      </w:r>
+    </w:p>
+    <w:p>
+      <w:pPr>
+        <w:spacing w:before="60" w:after="120"/>
+      </w:pPr>
+      <w:r>
+        <w:rPr>
+          <w:color w:val="000000"/>
+        </w:rPr>
+        <w:t>Câu 10: How much time do you need?</w:t>
+      </w:r>
+    </w:p>
+    <w:p>
+      <w:pPr>
+        <w:spacing w:before="240" w:after="60"/>
+        <w:keepNext/>
+      </w:pPr>
+      <w:r>
+        <w:rPr>
+          <w:color w:val="000000"/>
           <w:b/>
         </w:rPr>
-        <w:t xml:space="preserve">PHẦN 8: 1 Where does your brother work? 2 Is she ready? 3 Please turn off the lights. 4 Do not park here. 5 It is cold, isn't it? 6 They have lived here since 2020. 7 How often do you exercise? 8 Shall we meet at six? 9 Has he finished yet? 10 Please return by noon.</w:t>
-      </w:r>
-    </w:p>
-    <w:p>
-      <w:r>
-        <w:rPr>
+        <w:t>PHẦN 7</w:t>
+      </w:r>
+    </w:p>
+    <w:p>
+      <w:pPr>
+        <w:spacing w:before="60" w:after="120"/>
+      </w:pPr>
+      <w:r>
+        <w:rPr>
+          <w:color w:val="000000"/>
+        </w:rPr>
+        <w:t>Câu 1: Where do you live?</w:t>
+      </w:r>
+    </w:p>
+    <w:p>
+      <w:pPr>
+        <w:spacing w:before="60" w:after="120"/>
+      </w:pPr>
+      <w:r>
+        <w:rPr>
+          <w:color w:val="000000"/>
+        </w:rPr>
+        <w:t>Câu 2: Did she go to work yesterday?</w:t>
+      </w:r>
+    </w:p>
+    <w:p>
+      <w:pPr>
+        <w:spacing w:before="60" w:after="120"/>
+      </w:pPr>
+      <w:r>
+        <w:rPr>
+          <w:color w:val="000000"/>
+        </w:rPr>
+        <w:t>Câu 3: Please sit down.</w:t>
+      </w:r>
+    </w:p>
+    <w:p>
+      <w:pPr>
+        <w:spacing w:before="60" w:after="120"/>
+      </w:pPr>
+      <w:r>
+        <w:rPr>
+          <w:color w:val="000000"/>
+        </w:rPr>
+        <w:t>Câu 4: Do not be late.</w:t>
+      </w:r>
+    </w:p>
+    <w:p>
+      <w:pPr>
+        <w:spacing w:before="60" w:after="120"/>
+      </w:pPr>
+      <w:r>
+        <w:rPr>
+          <w:color w:val="000000"/>
+        </w:rPr>
+        <w:t>Câu 5: He can swim, can't he?</w:t>
+      </w:r>
+    </w:p>
+    <w:p>
+      <w:pPr>
+        <w:spacing w:before="60" w:after="120"/>
+      </w:pPr>
+      <w:r>
+        <w:rPr>
+          <w:color w:val="000000"/>
+        </w:rPr>
+        <w:t>Câu 6: They haven't finished, have they?</w:t>
+      </w:r>
+    </w:p>
+    <w:p>
+      <w:pPr>
+        <w:spacing w:before="60" w:after="120"/>
+      </w:pPr>
+      <w:r>
+        <w:rPr>
+          <w:color w:val="000000"/>
+        </w:rPr>
+        <w:t>Câu 7: I study in the evening.</w:t>
+      </w:r>
+    </w:p>
+    <w:p>
+      <w:pPr>
+        <w:spacing w:before="60" w:after="120"/>
+      </w:pPr>
+      <w:r>
+        <w:rPr>
+          <w:color w:val="000000"/>
+        </w:rPr>
+        <w:t>Câu 8: We have been here for two years.</w:t>
+      </w:r>
+    </w:p>
+    <w:p>
+      <w:pPr>
+        <w:spacing w:before="60" w:after="120"/>
+      </w:pPr>
+      <w:r>
+        <w:rPr>
+          <w:color w:val="000000"/>
+        </w:rPr>
+        <w:t>Câu 9: What time does the train leave?</w:t>
+      </w:r>
+    </w:p>
+    <w:p>
+      <w:pPr>
+        <w:spacing w:before="60" w:after="120"/>
+      </w:pPr>
+      <w:r>
+        <w:rPr>
+          <w:color w:val="000000"/>
+        </w:rPr>
+        <w:t>Câu 10: Please call me before Friday.</w:t>
+      </w:r>
+    </w:p>
+    <w:p>
+      <w:pPr>
+        <w:spacing w:before="240" w:after="60"/>
+        <w:keepNext/>
+      </w:pPr>
+      <w:r>
+        <w:rPr>
+          <w:color w:val="000000"/>
           <w:b/>
         </w:rPr>
-        <w:t xml:space="preserve">PHẦN 9: 1. Last Sunday. 2. At 9:30. 3. For three hours. 4. Take photos in the room. 5. Until next month.</w:t>
-      </w:r>
-    </w:p>
-    <w:p>
-      <w:r>
-        <w:rPr>
+        <w:t>PHẦN 8</w:t>
+      </w:r>
+    </w:p>
+    <w:p>
+      <w:pPr>
+        <w:spacing w:before="60" w:after="120"/>
+      </w:pPr>
+      <w:r>
+        <w:rPr>
+          <w:color w:val="000000"/>
+        </w:rPr>
+        <w:t>Câu 1: Where does your brother work?</w:t>
+      </w:r>
+    </w:p>
+    <w:p>
+      <w:pPr>
+        <w:spacing w:before="60" w:after="120"/>
+      </w:pPr>
+      <w:r>
+        <w:rPr>
+          <w:color w:val="000000"/>
+        </w:rPr>
+        <w:t>Câu 2: Is she ready?</w:t>
+      </w:r>
+    </w:p>
+    <w:p>
+      <w:pPr>
+        <w:spacing w:before="60" w:after="120"/>
+      </w:pPr>
+      <w:r>
+        <w:rPr>
+          <w:color w:val="000000"/>
+        </w:rPr>
+        <w:t>Câu 3: Please turn off the lights.</w:t>
+      </w:r>
+    </w:p>
+    <w:p>
+      <w:pPr>
+        <w:spacing w:before="60" w:after="120"/>
+      </w:pPr>
+      <w:r>
+        <w:rPr>
+          <w:color w:val="000000"/>
+        </w:rPr>
+        <w:t>Câu 4: Do not park here.</w:t>
+      </w:r>
+    </w:p>
+    <w:p>
+      <w:pPr>
+        <w:spacing w:before="60" w:after="120"/>
+      </w:pPr>
+      <w:r>
+        <w:rPr>
+          <w:color w:val="000000"/>
+        </w:rPr>
+        <w:t>Câu 5: It is cold, isn't it?</w:t>
+      </w:r>
+    </w:p>
+    <w:p>
+      <w:pPr>
+        <w:spacing w:before="60" w:after="120"/>
+      </w:pPr>
+      <w:r>
+        <w:rPr>
+          <w:color w:val="000000"/>
+        </w:rPr>
+        <w:t>Câu 6: They have lived here since 2020.</w:t>
+      </w:r>
+    </w:p>
+    <w:p>
+      <w:pPr>
+        <w:spacing w:before="60" w:after="120"/>
+      </w:pPr>
+      <w:r>
+        <w:rPr>
+          <w:color w:val="000000"/>
+        </w:rPr>
+        <w:t>Câu 7: How often do you exercise?</w:t>
+      </w:r>
+    </w:p>
+    <w:p>
+      <w:pPr>
+        <w:spacing w:before="60" w:after="120"/>
+      </w:pPr>
+      <w:r>
+        <w:rPr>
+          <w:color w:val="000000"/>
+        </w:rPr>
+        <w:t>Câu 8: Shall we meet at six?</w:t>
+      </w:r>
+    </w:p>
+    <w:p>
+      <w:pPr>
+        <w:spacing w:before="60" w:after="120"/>
+      </w:pPr>
+      <w:r>
+        <w:rPr>
+          <w:color w:val="000000"/>
+        </w:rPr>
+        <w:t>Câu 9: Has he finished yet?</w:t>
+      </w:r>
+    </w:p>
+    <w:p>
+      <w:pPr>
+        <w:spacing w:before="60" w:after="120"/>
+      </w:pPr>
+      <w:r>
+        <w:rPr>
+          <w:color w:val="000000"/>
+        </w:rPr>
+        <w:t>Câu 10: Please return by noon.</w:t>
+      </w:r>
+    </w:p>
+    <w:p>
+      <w:pPr>
+        <w:spacing w:before="240" w:after="60"/>
+        <w:keepNext/>
+      </w:pPr>
+      <w:r>
+        <w:rPr>
+          <w:color w:val="000000"/>
           <w:b/>
         </w:rPr>
-        <w:t xml:space="preserve">BÀI VIẾT MẪU (93 từ): Last Sunday, my family traveled to Da Lat. We left home at five in the morning and arrived four hours later. My brother asked, “When can we visit the flower garden?” Dad said, “Put your bags in the hotel room first. Do not forget your camera.” We visited the garden before lunch. It was beautiful, wasn't it? In the afternoon, we walked around the lake. “Are you tired?” Mum asked. I was, but I enjoyed the trip. Next month, we will return for three days. We should book the hotel early, shouldn't we?</w:t>
+        <w:t>PHẦN 9</w:t>
+      </w:r>
+    </w:p>
+    <w:p>
+      <w:pPr>
+        <w:spacing w:before="60" w:after="120"/>
+      </w:pPr>
+      <w:r>
+        <w:rPr>
+          <w:color w:val="000000"/>
+        </w:rPr>
+        <w:t>Câu 1: Last Sunday.</w:t>
+      </w:r>
+    </w:p>
+    <w:p>
+      <w:pPr>
+        <w:spacing w:before="60" w:after="120"/>
+      </w:pPr>
+      <w:r>
+        <w:rPr>
+          <w:color w:val="000000"/>
+        </w:rPr>
+        <w:t>Câu 2: At 9:30.</w:t>
+      </w:r>
+    </w:p>
+    <w:p>
+      <w:pPr>
+        <w:spacing w:before="60" w:after="120"/>
+      </w:pPr>
+      <w:r>
+        <w:rPr>
+          <w:color w:val="000000"/>
+        </w:rPr>
+        <w:t>Câu 3: For three hours.</w:t>
+      </w:r>
+    </w:p>
+    <w:p>
+      <w:pPr>
+        <w:spacing w:before="60" w:after="120"/>
+      </w:pPr>
+      <w:r>
+        <w:rPr>
+          <w:color w:val="000000"/>
+        </w:rPr>
+        <w:t>Câu 4: Take photos in the room.</w:t>
+      </w:r>
+    </w:p>
+    <w:p>
+      <w:pPr>
+        <w:spacing w:before="60" w:after="120"/>
+      </w:pPr>
+      <w:r>
+        <w:rPr>
+          <w:color w:val="000000"/>
+        </w:rPr>
+        <w:t>Câu 5: Until next month.</w:t>
+      </w:r>
+    </w:p>
+    <w:p>
+      <w:pPr>
+        <w:spacing w:before="240" w:after="60"/>
+        <w:keepNext/>
+      </w:pPr>
+      <w:r>
+        <w:rPr>
+          <w:color w:val="000000"/>
+          <w:b/>
+        </w:rPr>
+        <w:t>PHẦN 10</w:t>
+      </w:r>
+    </w:p>
+    <w:p>
+      <w:pPr>
+        <w:spacing w:before="240" w:after="60"/>
+        <w:keepNext/>
+      </w:pPr>
+      <w:r>
+        <w:rPr>
+          <w:color w:val="000000"/>
+          <w:b/>
+        </w:rPr>
+        <w:t>Câu trả lời tham khảo</w:t>
+      </w:r>
+    </w:p>
+    <w:p>
+      <w:pPr>
+        <w:spacing w:before="0" w:after="160"/>
+      </w:pPr>
+      <w:r>
+        <w:rPr>
+          <w:color w:val="000000"/>
+        </w:rPr>
+        <w:t>BÀI VIẾT MẪU (93 từ): Last Sunday, my family traveled to Da Lat. We left home at five in the morning and arrived four hours later. My brother asked, “When can we visit the flower garden?” Dad said, “Put your bags in the hotel room first. Do not forget your camera.” We visited the garden before lunch. It was beautiful, wasn't it? In the afternoon, we walked around the lake. “Are you tired?” Mum asked. I was, but I enjoyed the trip. Next month, we will return for three days. We should book the hotel early, shouldn't we?</w:t>
       </w:r>
     </w:p>
     <w:sectPr>
